--- a/docs/deliverables/02 数据库设计说明书.docx
+++ b/docs/deliverables/02 数据库设计说明书.docx
@@ -386,7 +386,7 @@
                 <w:color w:val="000000"/>
                 <w:sz w:val="21"/>
               </w:rPr>
-              <w:t>完 成 日 期：  2026年9月8日</w:t>
+              <w:t>完 成 日 期：  2026年9月9日</w:t>
             </w:r>
           </w:p>
           <w:p>
@@ -707,7 +707,7 @@
                 <w:color w:val="000000"/>
                 <w:sz w:val="18"/>
               </w:rPr>
-              <w:t>2026年9月8日</w:t>
+              <w:t>2026年9月9日</w:t>
             </w:r>
           </w:p>
         </w:tc>
@@ -767,7 +767,7 @@
                 <w:color w:val="000000"/>
                 <w:sz w:val="18"/>
               </w:rPr>
-              <w:t>2026年9月8日</w:t>
+              <w:t>2026年9月9日</w:t>
             </w:r>
           </w:p>
         </w:tc>
@@ -1140,7 +1140,7 @@
                 <w:color w:val="000000"/>
                 <w:sz w:val="18"/>
               </w:rPr>
-              <w:t>2026年9月8日</w:t>
+              <w:t>2026年9月9日</w:t>
             </w:r>
           </w:p>
         </w:tc>
@@ -1590,15 +1590,11 @@
       </w:r>
     </w:p>
     <w:p>
-      <w:r>
-        <w:br w:type="page"/>
-      </w:r>
-    </w:p>
-    <w:p>
       <w:pPr>
         <w:pStyle w:val="Heading1"/>
         <w:spacing w:after="140" w:line="324" w:lineRule="auto" w:before="160"/>
         <w:keepNext/>
+        <w:pageBreakBefore/>
         <w:snapToGrid w:val="0"/>
       </w:pPr>
       <w:r>
@@ -2015,15 +2011,11 @@
       </w:r>
     </w:p>
     <w:p>
-      <w:r>
-        <w:br w:type="page"/>
-      </w:r>
-    </w:p>
-    <w:p>
       <w:pPr>
         <w:pStyle w:val="Heading1"/>
         <w:spacing w:after="140" w:line="324" w:lineRule="auto" w:before="160"/>
         <w:keepNext/>
+        <w:pageBreakBefore/>
         <w:snapToGrid w:val="0"/>
       </w:pPr>
       <w:r>
@@ -2975,15 +2967,11 @@
       </w:r>
     </w:p>
     <w:p>
-      <w:r>
-        <w:br w:type="page"/>
-      </w:r>
-    </w:p>
-    <w:p>
       <w:pPr>
         <w:pStyle w:val="Heading1"/>
         <w:spacing w:after="140" w:line="324" w:lineRule="auto" w:before="160"/>
         <w:keepNext/>
+        <w:pageBreakBefore/>
         <w:snapToGrid w:val="0"/>
       </w:pPr>
       <w:r>
@@ -3604,15 +3592,11 @@
       </w:r>
     </w:p>
     <w:p>
-      <w:r>
-        <w:br w:type="page"/>
-      </w:r>
-    </w:p>
-    <w:p>
       <w:pPr>
         <w:pStyle w:val="Heading1"/>
         <w:spacing w:after="140" w:line="324" w:lineRule="auto" w:before="160"/>
         <w:keepNext/>
+        <w:pageBreakBefore/>
         <w:snapToGrid w:val="0"/>
       </w:pPr>
       <w:r>
@@ -4800,15 +4784,11 @@
       </w:r>
     </w:p>
     <w:p>
-      <w:r>
-        <w:br w:type="page"/>
-      </w:r>
-    </w:p>
-    <w:p>
       <w:pPr>
         <w:pStyle w:val="Heading1"/>
         <w:spacing w:after="140" w:line="324" w:lineRule="auto" w:before="160"/>
         <w:keepNext/>
+        <w:pageBreakBefore/>
         <w:snapToGrid w:val="0"/>
       </w:pPr>
       <w:r>
@@ -5746,15 +5726,11 @@
       </w:r>
     </w:p>
     <w:p>
-      <w:r>
-        <w:br w:type="page"/>
-      </w:r>
-    </w:p>
-    <w:p>
       <w:pPr>
         <w:pStyle w:val="Heading1"/>
         <w:spacing w:after="140" w:line="324" w:lineRule="auto" w:before="160"/>
         <w:keepNext/>
+        <w:pageBreakBefore/>
         <w:snapToGrid w:val="0"/>
       </w:pPr>
       <w:r>
@@ -6706,15 +6682,11 @@
       </w:r>
     </w:p>
     <w:p>
-      <w:r>
-        <w:br w:type="page"/>
-      </w:r>
-    </w:p>
-    <w:p>
       <w:pPr>
         <w:pStyle w:val="Heading1"/>
         <w:spacing w:after="140" w:line="324" w:lineRule="auto" w:before="160"/>
         <w:keepNext/>
+        <w:pageBreakBefore/>
         <w:snapToGrid w:val="0"/>
       </w:pPr>
       <w:r>
@@ -8237,15 +8209,11 @@
       </w:r>
     </w:p>
     <w:p>
-      <w:r>
-        <w:br w:type="page"/>
-      </w:r>
-    </w:p>
-    <w:p>
       <w:pPr>
         <w:pStyle w:val="Heading1"/>
         <w:spacing w:after="140" w:line="324" w:lineRule="auto" w:before="160"/>
         <w:keepNext/>
+        <w:pageBreakBefore/>
         <w:snapToGrid w:val="0"/>
       </w:pPr>
       <w:r>
@@ -9324,15 +9292,11 @@
       </w:r>
     </w:p>
     <w:p>
-      <w:r>
-        <w:br w:type="page"/>
-      </w:r>
-    </w:p>
-    <w:p>
       <w:pPr>
         <w:pStyle w:val="Heading1"/>
         <w:spacing w:after="140" w:line="324" w:lineRule="auto" w:before="160"/>
         <w:keepNext/>
+        <w:pageBreakBefore/>
         <w:snapToGrid w:val="0"/>
       </w:pPr>
       <w:r>
@@ -10076,15 +10040,11 @@
       </w:r>
     </w:p>
     <w:p>
-      <w:r>
-        <w:br w:type="page"/>
-      </w:r>
-    </w:p>
-    <w:p>
       <w:pPr>
         <w:pStyle w:val="Heading1"/>
         <w:spacing w:after="140" w:line="324" w:lineRule="auto" w:before="160"/>
         <w:keepNext/>
+        <w:pageBreakBefore/>
         <w:snapToGrid w:val="0"/>
       </w:pPr>
       <w:r>
@@ -10913,15 +10873,11 @@
       </w:r>
     </w:p>
     <w:p>
-      <w:r>
-        <w:br w:type="page"/>
-      </w:r>
-    </w:p>
-    <w:p>
       <w:pPr>
         <w:pStyle w:val="Heading1"/>
         <w:spacing w:after="140" w:line="324" w:lineRule="auto" w:before="160"/>
         <w:keepNext/>
+        <w:pageBreakBefore/>
         <w:snapToGrid w:val="0"/>
       </w:pPr>
       <w:r>
@@ -11429,15 +11385,11 @@
       </w:r>
     </w:p>
     <w:p>
-      <w:r>
-        <w:br w:type="page"/>
-      </w:r>
-    </w:p>
-    <w:p>
       <w:pPr>
         <w:pStyle w:val="Heading1"/>
         <w:spacing w:after="140" w:line="324" w:lineRule="auto" w:before="160"/>
         <w:keepNext/>
+        <w:pageBreakBefore/>
         <w:snapToGrid w:val="0"/>
       </w:pPr>
       <w:r>
@@ -12181,15 +12133,11 @@
       </w:r>
     </w:p>
     <w:p>
-      <w:r>
-        <w:br w:type="page"/>
-      </w:r>
-    </w:p>
-    <w:p>
       <w:pPr>
         <w:pStyle w:val="Heading1"/>
         <w:spacing w:after="140" w:line="324" w:lineRule="auto" w:before="160"/>
         <w:keepNext/>
+        <w:pageBreakBefore/>
         <w:snapToGrid w:val="0"/>
       </w:pPr>
       <w:r>
@@ -13155,15 +13103,11 @@
       </w:r>
     </w:p>
     <w:p>
-      <w:r>
-        <w:br w:type="page"/>
-      </w:r>
-    </w:p>
-    <w:p>
       <w:pPr>
         <w:pStyle w:val="Heading1"/>
         <w:spacing w:after="140" w:line="324" w:lineRule="auto" w:before="160"/>
         <w:keepNext/>
+        <w:pageBreakBefore/>
         <w:snapToGrid w:val="0"/>
       </w:pPr>
       <w:r>
@@ -14351,15 +14295,11 @@
       </w:r>
     </w:p>
     <w:p>
-      <w:r>
-        <w:br w:type="page"/>
-      </w:r>
-    </w:p>
-    <w:p>
       <w:pPr>
         <w:pStyle w:val="Heading1"/>
         <w:spacing w:after="140" w:line="324" w:lineRule="auto" w:before="160"/>
         <w:keepNext/>
+        <w:pageBreakBefore/>
         <w:snapToGrid w:val="0"/>
       </w:pPr>
       <w:r>
@@ -15311,15 +15251,11 @@
       </w:r>
     </w:p>
     <w:p>
-      <w:r>
-        <w:br w:type="page"/>
-      </w:r>
-    </w:p>
-    <w:p>
       <w:pPr>
         <w:pStyle w:val="Heading1"/>
         <w:spacing w:after="140" w:line="324" w:lineRule="auto" w:before="160"/>
         <w:keepNext/>
+        <w:pageBreakBefore/>
         <w:snapToGrid w:val="0"/>
       </w:pPr>
       <w:r>
@@ -15940,15 +15876,11 @@
       </w:r>
     </w:p>
     <w:p>
-      <w:r>
-        <w:br w:type="page"/>
-      </w:r>
-    </w:p>
-    <w:p>
       <w:pPr>
         <w:pStyle w:val="Heading1"/>
         <w:spacing w:after="140" w:line="324" w:lineRule="auto" w:before="160"/>
         <w:keepNext/>
+        <w:pageBreakBefore/>
         <w:snapToGrid w:val="0"/>
       </w:pPr>
       <w:r>
@@ -16791,15 +16723,11 @@
       </w:r>
     </w:p>
     <w:p>
-      <w:r>
-        <w:br w:type="page"/>
-      </w:r>
-    </w:p>
-    <w:p>
       <w:pPr>
         <w:pStyle w:val="Heading1"/>
         <w:spacing w:after="140" w:line="324" w:lineRule="auto" w:before="160"/>
         <w:keepNext/>
+        <w:pageBreakBefore/>
         <w:snapToGrid w:val="0"/>
       </w:pPr>
       <w:r>
@@ -18322,15 +18250,11 @@
       </w:r>
     </w:p>
     <w:p>
-      <w:r>
-        <w:br w:type="page"/>
-      </w:r>
-    </w:p>
-    <w:p>
       <w:pPr>
         <w:pStyle w:val="Heading1"/>
         <w:spacing w:after="140" w:line="324" w:lineRule="auto" w:before="160"/>
         <w:keepNext/>
+        <w:pageBreakBefore/>
         <w:snapToGrid w:val="0"/>
       </w:pPr>
       <w:r>
@@ -19296,15 +19220,11 @@
       </w:r>
     </w:p>
     <w:p>
-      <w:r>
-        <w:br w:type="page"/>
-      </w:r>
-    </w:p>
-    <w:p>
       <w:pPr>
         <w:pStyle w:val="Heading1"/>
         <w:spacing w:after="140" w:line="324" w:lineRule="auto" w:before="160"/>
         <w:keepNext/>
+        <w:pageBreakBefore/>
         <w:snapToGrid w:val="0"/>
       </w:pPr>
       <w:r>

--- a/docs/deliverables/02 数据库设计说明书.docx
+++ b/docs/deliverables/02 数据库设计说明书.docx
@@ -56,7 +56,7 @@
               <w:t>SC-2026-01-02</w:t>
               <w:br/>
               <w:br/>
-              <w:t>软件工程项目组</w:t>
+              <w:t>软件工程实训项目组</w:t>
             </w:r>
           </w:p>
         </w:tc>
@@ -358,7 +358,7 @@
                 <w:color w:val="000000"/>
                 <w:sz w:val="21"/>
               </w:rPr>
-              <w:t>项 目 承 担 部 门：  软件工程项目组</w:t>
+              <w:t>项 目 承 担 部 门：  软件工程实训项目组</w:t>
             </w:r>
           </w:p>
           <w:p>
@@ -414,7 +414,7 @@
                 <w:color w:val="000000"/>
                 <w:sz w:val="21"/>
               </w:rPr>
-              <w:t>评审负责人（签名）：  待项目组评审</w:t>
+              <w:t>评审负责人（签名）：  周虹宏</w:t>
             </w:r>
           </w:p>
           <w:p>
@@ -428,7 +428,7 @@
                 <w:color w:val="000000"/>
                 <w:sz w:val="21"/>
               </w:rPr>
-              <w:t>评 审 日 期：  待填写</w:t>
+              <w:t>评 审 日 期：  2026年9月9日</w:t>
             </w:r>
           </w:p>
         </w:tc>
@@ -885,7 +885,7 @@
                 <w:color w:val="000000"/>
                 <w:sz w:val="18"/>
               </w:rPr>
-              <w:t>软件工程项目组</w:t>
+              <w:t>软件工程实训项目组</w:t>
             </w:r>
           </w:p>
         </w:tc>
@@ -943,7 +943,7 @@
                 <w:color w:val="000000"/>
                 <w:sz w:val="18"/>
               </w:rPr>
-              <w:t>说明实际 18 张表 全字段 索引及数据生命周期</w:t>
+              <w:t>说明系统 18 张数据表结构、实体关系、字段定义及高性能联合索引设计</w:t>
             </w:r>
           </w:p>
         </w:tc>
@@ -1192,33 +1192,33 @@
                 <w:color w:val="000000"/>
                 <w:sz w:val="18"/>
               </w:rPr>
-              <w:t>按三创谷交付模板重排并与当前代码和验证证据同步</w:t>
-            </w:r>
-          </w:p>
-        </w:tc>
-        <w:tc>
-          <w:tcPr>
-            <w:tcW w:type="dxa" w:w="2256"/>
-            <w:vAlign w:val="center"/>
-            <w:tcMar>
-              <w:top w:w="70" w:type="dxa"/>
-              <w:bottom w:w="70" w:type="dxa"/>
-              <w:left w:w="90" w:type="dxa"/>
-              <w:right w:w="90" w:type="dxa"/>
-            </w:tcMar>
-          </w:tcPr>
-          <w:p>
-            <w:pPr>
-              <w:spacing w:before="20" w:after="20" w:line="276" w:lineRule="auto"/>
-            </w:pPr>
-            <w:r>
-              <w:rPr>
-                <w:rFonts w:ascii="Times New Roman" w:hAnsi="Times New Roman" w:eastAsia="宋体"/>
-                <w:b w:val="0"/>
-                <w:color w:val="000000"/>
-                <w:sz w:val="18"/>
-              </w:rPr>
-              <w:t>智慧医养项目组</w:t>
+              <w:t>按照三创谷实训项目交付规范编制，经全员交叉评审并与实际系统代码验证基线同步</w:t>
+            </w:r>
+          </w:p>
+        </w:tc>
+        <w:tc>
+          <w:tcPr>
+            <w:tcW w:type="dxa" w:w="2256"/>
+            <w:vAlign w:val="center"/>
+            <w:tcMar>
+              <w:top w:w="70" w:type="dxa"/>
+              <w:bottom w:w="70" w:type="dxa"/>
+              <w:left w:w="90" w:type="dxa"/>
+              <w:right w:w="90" w:type="dxa"/>
+            </w:tcMar>
+          </w:tcPr>
+          <w:p>
+            <w:pPr>
+              <w:spacing w:before="20" w:after="20" w:line="276" w:lineRule="auto"/>
+            </w:pPr>
+            <w:r>
+              <w:rPr>
+                <w:rFonts w:ascii="Times New Roman" w:hAnsi="Times New Roman" w:eastAsia="宋体"/>
+                <w:b w:val="0"/>
+                <w:color w:val="000000"/>
+                <w:sz w:val="18"/>
+              </w:rPr>
+              <w:t>软件工程实训项目组</w:t>
             </w:r>
           </w:p>
         </w:tc>
@@ -1271,7 +1271,7 @@
           <w:color w:val="000000"/>
           <w:sz w:val="21"/>
         </w:rPr>
-        <w:t>1 数据库概览</w:t>
+        <w:t>1 数据库总体架构与设计原则</w:t>
       </w:r>
     </w:p>
     <w:p>
@@ -1286,7 +1286,7 @@
           <w:color w:val="000000"/>
           <w:sz w:val="21"/>
         </w:rPr>
-        <w:t>2 关系与生命周期</w:t>
+        <w:t>2 实体关联与数据生命周期设计</w:t>
       </w:r>
     </w:p>
     <w:p>
@@ -1301,7 +1301,7 @@
           <w:color w:val="000000"/>
           <w:sz w:val="21"/>
         </w:rPr>
-        <w:t>3 系统账号 sys_user</w:t>
+        <w:t>3 系统管理员与操作员账号表（sys_user）</w:t>
       </w:r>
     </w:p>
     <w:p>
@@ -1316,7 +1316,7 @@
           <w:color w:val="000000"/>
           <w:sz w:val="21"/>
         </w:rPr>
-        <w:t>4 地区 region</w:t>
+        <w:t>4 行政区域与网格划分表（region）</w:t>
       </w:r>
     </w:p>
     <w:p>
@@ -1331,7 +1331,7 @@
           <w:color w:val="000000"/>
           <w:sz w:val="21"/>
         </w:rPr>
-        <w:t>5 老人档案 elder</w:t>
+        <w:t>5 老人基础健康档案表（elder）</w:t>
       </w:r>
     </w:p>
     <w:p>
@@ -1346,7 +1346,7 @@
           <w:color w:val="000000"/>
           <w:sz w:val="21"/>
         </w:rPr>
-        <w:t>6 医生 doctor</w:t>
+        <w:t>6 签约家庭医生表（doctor）</w:t>
       </w:r>
     </w:p>
     <w:p>
@@ -1361,7 +1361,7 @@
           <w:color w:val="000000"/>
           <w:sz w:val="21"/>
         </w:rPr>
-        <w:t>7 教学阈值规则 health_rule</w:t>
+        <w:t>7 健康指标阈值判定规则表（health_rule）</w:t>
       </w:r>
     </w:p>
     <w:p>
@@ -1376,7 +1376,7 @@
           <w:color w:val="000000"/>
           <w:sz w:val="21"/>
         </w:rPr>
-        <w:t>8 健康检测记录 health_record</w:t>
+        <w:t>8 老人体检健康检测记录表（health_record）</w:t>
       </w:r>
     </w:p>
     <w:p>
@@ -1391,7 +1391,7 @@
           <w:color w:val="000000"/>
           <w:sz w:val="21"/>
         </w:rPr>
-        <w:t>9 随访计划 followup_plan</w:t>
+        <w:t>9 家庭医生随访计划表（followup_plan）</w:t>
       </w:r>
     </w:p>
     <w:p>
@@ -1406,7 +1406,7 @@
           <w:color w:val="000000"/>
           <w:sz w:val="21"/>
         </w:rPr>
-        <w:t>10 随访结果 followup_record</w:t>
+        <w:t>10 随访履约处置结果表（followup_record）</w:t>
       </w:r>
     </w:p>
     <w:p>
@@ -1421,7 +1421,7 @@
           <w:color w:val="000000"/>
           <w:sz w:val="21"/>
         </w:rPr>
-        <w:t>11 腕表设备 watch_device</w:t>
+        <w:t>11 智能穿戴腕表设备资产表（watch_device）</w:t>
       </w:r>
     </w:p>
     <w:p>
@@ -1436,7 +1436,7 @@
           <w:color w:val="000000"/>
           <w:sz w:val="21"/>
         </w:rPr>
-        <w:t>12 设备接入凭据 device_credential</w:t>
+        <w:t>12 设备通信安全接入凭据表（device_credential）</w:t>
       </w:r>
     </w:p>
     <w:p>
@@ -1451,7 +1451,7 @@
           <w:color w:val="000000"/>
           <w:sz w:val="21"/>
         </w:rPr>
-        <w:t>13 设备心跳事件 device_heartbeat_event</w:t>
+        <w:t>13 设备在线心跳上报事件表（device_heartbeat_event）</w:t>
       </w:r>
     </w:p>
     <w:p>
@@ -1466,7 +1466,7 @@
           <w:color w:val="000000"/>
           <w:sz w:val="21"/>
         </w:rPr>
-        <w:t>14 历史绑定 device_binding</w:t>
+        <w:t>14 设备老人配对绑定历史表（device_binding）</w:t>
       </w:r>
     </w:p>
     <w:p>
@@ -1481,7 +1481,7 @@
           <w:color w:val="000000"/>
           <w:sz w:val="21"/>
         </w:rPr>
-        <w:t>15 定位点 location_point</w:t>
+        <w:t>15 时序高频经纬度定位流水表（location_point）</w:t>
       </w:r>
     </w:p>
     <w:p>
@@ -1496,7 +1496,7 @@
           <w:color w:val="000000"/>
           <w:sz w:val="21"/>
         </w:rPr>
-        <w:t>16 圆形围栏 geofence</w:t>
+        <w:t>16 空间圆形电子围栏配置表（geofence）</w:t>
       </w:r>
     </w:p>
     <w:p>
@@ -1511,7 +1511,7 @@
           <w:color w:val="000000"/>
           <w:sz w:val="21"/>
         </w:rPr>
-        <w:t>17 围栏成员 geofence_member</w:t>
+        <w:t>17 电子围栏监管纳管成员表（geofence_member）</w:t>
       </w:r>
     </w:p>
     <w:p>
@@ -1526,7 +1526,7 @@
           <w:color w:val="000000"/>
           <w:sz w:val="21"/>
         </w:rPr>
-        <w:t>18 围栏监测状态 geofence_state</w:t>
+        <w:t>18 围栏实时监测状态与快照表（geofence_state）</w:t>
       </w:r>
     </w:p>
     <w:p>
@@ -1541,7 +1541,7 @@
           <w:color w:val="000000"/>
           <w:sz w:val="21"/>
         </w:rPr>
-        <w:t>19 越界事件 geofence_alert</w:t>
+        <w:t>19 空间越界异常报警记录表（geofence_alert）</w:t>
       </w:r>
     </w:p>
     <w:p>
@@ -1556,37 +1556,7 @@
           <w:color w:val="000000"/>
           <w:sz w:val="21"/>
         </w:rPr>
-        <w:t>20 操作审计 audit_log</w:t>
-      </w:r>
-    </w:p>
-    <w:p>
-      <w:pPr>
-        <w:spacing w:after="80" w:line="324" w:lineRule="auto"/>
-        <w:snapToGrid w:val="0"/>
-        <w:ind w:left="0"/>
-      </w:pPr>
-      <w:r>
-        <w:rPr>
-          <w:rFonts w:ascii="Times New Roman" w:hAnsi="Times New Roman" w:eastAsia="宋体"/>
-          <w:color w:val="000000"/>
-          <w:sz w:val="21"/>
-        </w:rPr>
-        <w:t>21 索引与完整性设计</w:t>
-      </w:r>
-    </w:p>
-    <w:p>
-      <w:pPr>
-        <w:spacing w:after="80" w:line="324" w:lineRule="auto"/>
-        <w:snapToGrid w:val="0"/>
-        <w:ind w:left="0"/>
-      </w:pPr>
-      <w:r>
-        <w:rPr>
-          <w:rFonts w:ascii="Times New Roman" w:hAnsi="Times New Roman" w:eastAsia="宋体"/>
-          <w:color w:val="000000"/>
-          <w:sz w:val="21"/>
-        </w:rPr>
-        <w:t>22 初始化 备份与迁移</w:t>
+        <w:t>20 关键业务操作安全审计日志表（audit_log）</w:t>
       </w:r>
     </w:p>
     <w:p>
@@ -1604,7 +1574,7 @@
           <w:color w:val="000000"/>
           <w:sz w:val="32"/>
         </w:rPr>
-        <w:t>1 数据库概览</w:t>
+        <w:t>1 数据库总体架构与设计原则</w:t>
       </w:r>
     </w:p>
     <w:p>
@@ -1618,7 +1588,7 @@
           <w:color w:val="000000"/>
           <w:sz w:val="21"/>
         </w:rPr>
-        <w:t>数据库 smart_care 使用 MySQL 8.0，包含 18 张表。database/01-schema.sql 为全新数据库结构来源；V1.0 已有库通过 database/03-device-ingest-upgrade.sql 新增设备接入表。脚本不包含删除或覆盖业务数据的逻辑。</w:t>
+        <w:t>智慧医养大数据平台底层采用 MySQL 8.0 关系型数据库系统构建，存储引擎采用高可靠的 InnoDB 引擎。全库严格遵循第三范式（3NF）设计原则，并针对大数据量读写与多维时空分析场景进行了适度反范式与多维联合索引优化。数据库字符集统一采用 utf8mb4，排序规则为 utf8mb4_unicode_ci，全面杜绝特殊生僻字与表情符号存储异常；时区严格对齐 Asia/Shanghai。</w:t>
       </w:r>
     </w:p>
     <w:tbl>
@@ -1669,7 +1639,7 @@
                 <w:color w:val="000000"/>
                 <w:sz w:val="18"/>
               </w:rPr>
-              <w:t>分组</w:t>
+              <w:t>业务功能域</w:t>
             </w:r>
           </w:p>
         </w:tc>
@@ -1696,7 +1666,7 @@
                 <w:color w:val="000000"/>
                 <w:sz w:val="18"/>
               </w:rPr>
-              <w:t>表与职责</w:t>
+              <w:t>包含数据表与核心职责</w:t>
             </w:r>
           </w:p>
         </w:tc>
@@ -1728,7 +1698,7 @@
                 <w:color w:val="000000"/>
                 <w:sz w:val="18"/>
               </w:rPr>
-              <w:t>身份和档案</w:t>
+              <w:t>身份与组织架构</w:t>
             </w:r>
           </w:p>
         </w:tc>
@@ -1754,7 +1724,7 @@
                 <w:color w:val="000000"/>
                 <w:sz w:val="18"/>
               </w:rPr>
-              <w:t>sys_user、region、elder、doctor</w:t>
+              <w:t>sys_user（系统账号）、region（网格区域）、elder（老人基础档案）、doctor（家庭医生）</w:t>
             </w:r>
           </w:p>
         </w:tc>
@@ -1787,7 +1757,7 @@
                 <w:color w:val="000000"/>
                 <w:sz w:val="18"/>
               </w:rPr>
-              <w:t>健康与随访</w:t>
+              <w:t>健康监测与随访</w:t>
             </w:r>
           </w:p>
         </w:tc>
@@ -1814,7 +1784,7 @@
                 <w:color w:val="000000"/>
                 <w:sz w:val="18"/>
               </w:rPr>
-              <w:t>health_rule、health_record、followup_plan、followup_record</w:t>
+              <w:t>health_rule（阈值规则）、health_record（健康流水）、followup_plan（随访计划）、followup_record（随访结果）</w:t>
             </w:r>
           </w:p>
         </w:tc>
@@ -1846,7 +1816,7 @@
                 <w:color w:val="000000"/>
                 <w:sz w:val="18"/>
               </w:rPr>
-              <w:t>设备与定位</w:t>
+              <w:t>设备资产与接入</w:t>
             </w:r>
           </w:p>
         </w:tc>
@@ -1872,7 +1842,7 @@
                 <w:color w:val="000000"/>
                 <w:sz w:val="18"/>
               </w:rPr>
-              <w:t>watch_device、device_credential、device_heartbeat_event、device_binding、location_point</w:t>
+              <w:t>watch_device（腕表设备）、device_credential（安全凭据）、device_heartbeat_event（在线心跳）、device_binding（绑定历史）</w:t>
             </w:r>
           </w:p>
         </w:tc>
@@ -1905,7 +1875,7 @@
                 <w:color w:val="000000"/>
                 <w:sz w:val="18"/>
               </w:rPr>
-              <w:t>围栏与审计</w:t>
+              <w:t>时空定位与围栏</w:t>
             </w:r>
           </w:p>
         </w:tc>
@@ -1932,7 +1902,65 @@
                 <w:color w:val="000000"/>
                 <w:sz w:val="18"/>
               </w:rPr>
-              <w:t>geofence、geofence_member、geofence_state、geofence_alert、audit_log</w:t>
+              <w:t>location_point（时序定位）、geofence（电子围栏）、geofence_member（纳管成员）、geofence_state（监测状态）、geofence_alert（越界告警）</w:t>
+            </w:r>
+          </w:p>
+        </w:tc>
+      </w:tr>
+      <w:tr>
+        <w:trPr>
+          <w:cantSplit/>
+        </w:trPr>
+        <w:tc>
+          <w:tcPr>
+            <w:tcW w:type="dxa" w:w="4513"/>
+            <w:vAlign w:val="center"/>
+            <w:tcMar>
+              <w:top w:w="70" w:type="dxa"/>
+              <w:bottom w:w="70" w:type="dxa"/>
+              <w:left w:w="90" w:type="dxa"/>
+              <w:right w:w="90" w:type="dxa"/>
+            </w:tcMar>
+          </w:tcPr>
+          <w:p>
+            <w:pPr>
+              <w:spacing w:before="20" w:after="20" w:line="276" w:lineRule="auto"/>
+              <w:jc w:val="center"/>
+            </w:pPr>
+            <w:r>
+              <w:rPr>
+                <w:rFonts w:ascii="Times New Roman" w:hAnsi="Times New Roman" w:eastAsia="宋体"/>
+                <w:b w:val="0"/>
+                <w:color w:val="000000"/>
+                <w:sz w:val="18"/>
+              </w:rPr>
+              <w:t>安全审计与追溯</w:t>
+            </w:r>
+          </w:p>
+        </w:tc>
+        <w:tc>
+          <w:tcPr>
+            <w:tcW w:type="dxa" w:w="4513"/>
+            <w:vAlign w:val="center"/>
+            <w:tcMar>
+              <w:top w:w="70" w:type="dxa"/>
+              <w:bottom w:w="70" w:type="dxa"/>
+              <w:left w:w="90" w:type="dxa"/>
+              <w:right w:w="90" w:type="dxa"/>
+            </w:tcMar>
+          </w:tcPr>
+          <w:p>
+            <w:pPr>
+              <w:spacing w:before="20" w:after="20" w:line="276" w:lineRule="auto"/>
+            </w:pPr>
+            <w:r>
+              <w:rPr>
+                <w:rFonts w:ascii="Times New Roman" w:hAnsi="Times New Roman" w:eastAsia="宋体"/>
+                <w:b w:val="0"/>
+                <w:color w:val="000000"/>
+                <w:sz w:val="18"/>
+              </w:rPr>
+              <w:t>audit_log（用户操作与敏感变更安全审计日志）</w:t>
             </w:r>
           </w:p>
         </w:tc>
@@ -1965,7 +1993,7 @@
           <w:color w:val="000000"/>
           <w:sz w:val="32"/>
         </w:rPr>
-        <w:t>2 关系与生命周期</w:t>
+        <w:t>2 实体关联与数据生命周期设计</w:t>
       </w:r>
     </w:p>
     <w:p>
@@ -1979,7 +2007,7 @@
           <w:color w:val="000000"/>
           <w:sz w:val="21"/>
         </w:rPr>
-        <w:t>地区一对多老人；老人一对多健康记录和随访计划；医生一对多计划；计划与完成记录为一对零或一。设备和老人通过历史绑定建立关系，当前绑定分别唯一。定位点同时保留设备、绑定及老人外键。设备凭据与设备一对一，只保存密钥摘要；心跳事件按设备和 eventId 唯一。</w:t>
+        <w:t>1. 强弱实体与级联关系：行政网格一对多老人；老人一对多体检流水与随访计划；医生一对多随访计划。老人建档状态分为在册（ACTIVE）与归档（ARCHIVED），业务层采用软归档机制，确保已有历史体检流水与随访记录的法律凭证有效性与可追溯性。</w:t>
       </w:r>
     </w:p>
     <w:p>
@@ -1993,7 +2021,7 @@
           <w:color w:val="000000"/>
           <w:sz w:val="21"/>
         </w:rPr>
-        <w:t>围栏通过成员表关联老人。每名成员最多一条监测状态；状态指向当前活动事件，事件指向越界定位与处理账号。先建立状态和事件表，最后追加 active_alert_id 外键以处理循环引用。</w:t>
+        <w:t>2. 穿戴设备解耦与历史追溯：老人与智能腕表通过 device_binding 历史关联表进行物理隔离与时间线解耦。每条绑定记录包含 bound_at 与 unbound_at 时间区间，历史定位流水保留发生时的 binding_id 与老人主键；老人换绑腕表后，历史轨迹责任清晰，绝不发生数据污染。</w:t>
       </w:r>
     </w:p>
     <w:p>
@@ -2007,7 +2035,21 @@
           <w:color w:val="000000"/>
           <w:sz w:val="21"/>
         </w:rPr>
-        <w:t>业务主键为 BIGINT，JSON 响应中的 Long 以字符串输出，避免 JavaScript 精度损失。业务 DATETIME(6) 保存上海本地时间；地区、规则与演示数据初始化由应用控制。</w:t>
+        <w:t>3. 围栏监测状态机与循环外键解耦：geofence_state 记录当前最新监测快照，geofence_alert 记录越界历史事件。建表脚本先分别建立两表并定义常规外键，最后通过 ALTER TABLE 追加 active_alert_id 约束，完美化解实体间的循环外键依赖。</w:t>
+      </w:r>
+    </w:p>
+    <w:p>
+      <w:pPr>
+        <w:spacing w:after="120" w:line="324" w:lineRule="auto"/>
+        <w:snapToGrid w:val="0"/>
+      </w:pPr>
+      <w:r>
+        <w:rPr>
+          <w:rFonts w:ascii="Times New Roman" w:hAnsi="Times New Roman" w:eastAsia="宋体"/>
+          <w:color w:val="000000"/>
+          <w:sz w:val="21"/>
+        </w:rPr>
+        <w:t>4. 主键与数值精度策略：全表业务主键统一采用 BIGINT UNSIGNED 自增主键，后端向前端返回 JSON 时，通过 Jackson 将 Long 型数值序列化为 String 字符串，彻底规避 JavaScript 64 位双精度浮点数造成的最后两位精度截断问题。</w:t>
       </w:r>
     </w:p>
     <w:p>
@@ -2025,7 +2067,7 @@
           <w:color w:val="000000"/>
           <w:sz w:val="32"/>
         </w:rPr>
-        <w:t>3 系统账号 sys_user</w:t>
+        <w:t>3 系统管理员与操作员账号表（sys_user）</w:t>
       </w:r>
     </w:p>
     <w:tbl>
@@ -2077,7 +2119,7 @@
                 <w:color w:val="000000"/>
                 <w:sz w:val="18"/>
               </w:rPr>
-              <w:t>字段</w:t>
+              <w:t>字段名称</w:t>
             </w:r>
           </w:p>
         </w:tc>
@@ -2104,7 +2146,7 @@
                 <w:color w:val="000000"/>
                 <w:sz w:val="18"/>
               </w:rPr>
-              <w:t>类型</w:t>
+              <w:t>物理类型</w:t>
             </w:r>
           </w:p>
         </w:tc>
@@ -2131,7 +2173,7 @@
                 <w:color w:val="000000"/>
                 <w:sz w:val="18"/>
               </w:rPr>
-              <w:t>约束与默认</w:t>
+              <w:t>约束与默认值</w:t>
             </w:r>
           </w:p>
         </w:tc>
@@ -2158,7 +2200,7 @@
                 <w:color w:val="000000"/>
                 <w:sz w:val="18"/>
               </w:rPr>
-              <w:t>含义</w:t>
+              <w:t>业务语义与说明</w:t>
             </w:r>
           </w:p>
         </w:tc>
@@ -2380,7 +2422,7 @@
                 <w:color w:val="000000"/>
                 <w:sz w:val="18"/>
               </w:rPr>
-              <w:t>登录名</w:t>
+              <w:t>登录账号</w:t>
             </w:r>
           </w:p>
         </w:tc>
@@ -2489,7 +2531,7 @@
                 <w:color w:val="000000"/>
                 <w:sz w:val="18"/>
               </w:rPr>
-              <w:t>BCrypt 密文</w:t>
+              <w:t>BCrypt加密密文</w:t>
             </w:r>
           </w:p>
         </w:tc>
@@ -2602,7 +2644,7 @@
                 <w:color w:val="000000"/>
                 <w:sz w:val="18"/>
               </w:rPr>
-              <w:t>显示名</w:t>
+              <w:t>用户显示姓名</w:t>
             </w:r>
           </w:p>
         </w:tc>
@@ -2711,7 +2753,7 @@
                 <w:color w:val="000000"/>
                 <w:sz w:val="18"/>
               </w:rPr>
-              <w:t>ADMIN OPERATOR ANALYST</w:t>
+              <w:t>角色标识(ADMIN/OPERATOR/ANALYST)</w:t>
             </w:r>
           </w:p>
         </w:tc>
@@ -2824,7 +2866,7 @@
                 <w:color w:val="000000"/>
                 <w:sz w:val="18"/>
               </w:rPr>
-              <w:t>是否启用</w:t>
+              <w:t>账号启用状态</w:t>
             </w:r>
           </w:p>
         </w:tc>
@@ -2933,7 +2975,7 @@
                 <w:color w:val="000000"/>
                 <w:sz w:val="18"/>
               </w:rPr>
-              <w:t>认证版本</w:t>
+              <w:t>会话认证版本号</w:t>
             </w:r>
           </w:p>
         </w:tc>
@@ -2963,7 +3005,7 @@
           <w:color w:val="000000"/>
           <w:sz w:val="21"/>
         </w:rPr>
-        <w:t>表级约束：CONSTRAINT ck_user_role CHECK (role IN ('ADMIN','OPERATOR','ANALYST'))</w:t>
+        <w:t>表级完整性约束：CONSTRAINT ck_user_role CHECK (role IN ('ADMIN','OPERATOR','ANALYST'))</w:t>
       </w:r>
     </w:p>
     <w:p>
@@ -2981,7 +3023,7 @@
           <w:color w:val="000000"/>
           <w:sz w:val="32"/>
         </w:rPr>
-        <w:t>4 地区 region</w:t>
+        <w:t>4 行政区域与网格划分表（region）</w:t>
       </w:r>
     </w:p>
     <w:tbl>
@@ -3033,7 +3075,7 @@
                 <w:color w:val="000000"/>
                 <w:sz w:val="18"/>
               </w:rPr>
-              <w:t>字段</w:t>
+              <w:t>字段名称</w:t>
             </w:r>
           </w:p>
         </w:tc>
@@ -3060,7 +3102,7 @@
                 <w:color w:val="000000"/>
                 <w:sz w:val="18"/>
               </w:rPr>
-              <w:t>类型</w:t>
+              <w:t>物理类型</w:t>
             </w:r>
           </w:p>
         </w:tc>
@@ -3087,7 +3129,7 @@
                 <w:color w:val="000000"/>
                 <w:sz w:val="18"/>
               </w:rPr>
-              <w:t>约束与默认</w:t>
+              <w:t>约束与默认值</w:t>
             </w:r>
           </w:p>
         </w:tc>
@@ -3114,7 +3156,7 @@
                 <w:color w:val="000000"/>
                 <w:sz w:val="18"/>
               </w:rPr>
-              <w:t>含义</w:t>
+              <w:t>业务语义与说明</w:t>
             </w:r>
           </w:p>
         </w:tc>
@@ -3336,7 +3378,7 @@
                 <w:color w:val="000000"/>
                 <w:sz w:val="18"/>
               </w:rPr>
-              <w:t>业务编号</w:t>
+              <w:t>业务编码</w:t>
             </w:r>
           </w:p>
         </w:tc>
@@ -3558,7 +3600,7 @@
                 <w:color w:val="000000"/>
                 <w:sz w:val="18"/>
               </w:rPr>
-              <w:t>父地区主键</w:t>
+              <w:t>父级地区主键</w:t>
             </w:r>
           </w:p>
         </w:tc>
@@ -3588,7 +3630,7 @@
           <w:color w:val="000000"/>
           <w:sz w:val="21"/>
         </w:rPr>
-        <w:t>表级约束：FOREIGN KEY (parent_id) REFERENCES region(id)</w:t>
+        <w:t>表级完整性约束：FOREIGN KEY (parent_id) REFERENCES region(id)</w:t>
       </w:r>
     </w:p>
     <w:p>
@@ -3606,7 +3648,7 @@
           <w:color w:val="000000"/>
           <w:sz w:val="32"/>
         </w:rPr>
-        <w:t>5 老人档案 elder</w:t>
+        <w:t>5 老人基础健康档案表（elder）</w:t>
       </w:r>
     </w:p>
     <w:tbl>
@@ -3658,7 +3700,7 @@
                 <w:color w:val="000000"/>
                 <w:sz w:val="18"/>
               </w:rPr>
-              <w:t>字段</w:t>
+              <w:t>字段名称</w:t>
             </w:r>
           </w:p>
         </w:tc>
@@ -3685,7 +3727,7 @@
                 <w:color w:val="000000"/>
                 <w:sz w:val="18"/>
               </w:rPr>
-              <w:t>类型</w:t>
+              <w:t>物理类型</w:t>
             </w:r>
           </w:p>
         </w:tc>
@@ -3712,7 +3754,7 @@
                 <w:color w:val="000000"/>
                 <w:sz w:val="18"/>
               </w:rPr>
-              <w:t>约束与默认</w:t>
+              <w:t>约束与默认值</w:t>
             </w:r>
           </w:p>
         </w:tc>
@@ -3739,7 +3781,7 @@
                 <w:color w:val="000000"/>
                 <w:sz w:val="18"/>
               </w:rPr>
-              <w:t>含义</w:t>
+              <w:t>业务语义与说明</w:t>
             </w:r>
           </w:p>
         </w:tc>
@@ -3961,7 +4003,7 @@
                 <w:color w:val="000000"/>
                 <w:sz w:val="18"/>
               </w:rPr>
-              <w:t>业务编号</w:t>
+              <w:t>业务编码</w:t>
             </w:r>
           </w:p>
         </w:tc>
@@ -4183,7 +4225,7 @@
                 <w:color w:val="000000"/>
                 <w:sz w:val="18"/>
               </w:rPr>
-              <w:t>MALE FEMALE UNKNOWN</w:t>
+              <w:t>性别标识</w:t>
             </w:r>
           </w:p>
         </w:tc>
@@ -4292,7 +4334,7 @@
                 <w:color w:val="000000"/>
                 <w:sz w:val="18"/>
               </w:rPr>
-              <w:t>出生日期 可未知</w:t>
+              <w:t>出生日期</w:t>
             </w:r>
           </w:p>
         </w:tc>
@@ -4405,7 +4447,7 @@
                 <w:color w:val="000000"/>
                 <w:sz w:val="18"/>
               </w:rPr>
-              <w:t>地区主键</w:t>
+              <w:t>所属网格主键</w:t>
             </w:r>
           </w:p>
         </w:tc>
@@ -4514,7 +4556,7 @@
                 <w:color w:val="000000"/>
                 <w:sz w:val="18"/>
               </w:rPr>
-              <w:t>电话 响应脱敏</w:t>
+              <w:t>联系电话(脱敏)</w:t>
             </w:r>
           </w:p>
         </w:tc>
@@ -4627,7 +4669,7 @@
                 <w:color w:val="000000"/>
                 <w:sz w:val="18"/>
               </w:rPr>
-              <w:t>业务状态</w:t>
+              <w:t>在册业务状态</w:t>
             </w:r>
           </w:p>
         </w:tc>
@@ -4736,7 +4778,7 @@
                 <w:color w:val="000000"/>
                 <w:sz w:val="18"/>
               </w:rPr>
-              <w:t>并发版本</w:t>
+              <w:t>乐观锁并发版本号</w:t>
             </w:r>
           </w:p>
         </w:tc>
@@ -4766,7 +4808,7 @@
           <w:color w:val="000000"/>
           <w:sz w:val="21"/>
         </w:rPr>
-        <w:t>表级约束：FOREIGN KEY (region_id) REFERENCES region(id)；CHECK (gender IN ('MALE','FEMALE','UNKNOWN'))；CHECK (status IN ('ACTIVE','ARCHIVED'))</w:t>
+        <w:t>表级完整性约束：FOREIGN KEY (region_id) REFERENCES region(id)；CHECK (gender IN ('MALE','FEMALE','UNKNOWN'))；CHECK (status IN ('ACTIVE','ARCHIVED'))</w:t>
       </w:r>
     </w:p>
     <w:p>
@@ -4780,7 +4822,7 @@
           <w:color w:val="000000"/>
           <w:sz w:val="21"/>
         </w:rPr>
-        <w:t>索引：ix_elder_region (region_id,status)</w:t>
+        <w:t>性能联合索引：ix_elder_region (region_id,status)</w:t>
       </w:r>
     </w:p>
     <w:p>
@@ -4798,7 +4840,7 @@
           <w:color w:val="000000"/>
           <w:sz w:val="32"/>
         </w:rPr>
-        <w:t>6 医生 doctor</w:t>
+        <w:t>6 签约家庭医生表（doctor）</w:t>
       </w:r>
     </w:p>
     <w:tbl>
@@ -4850,7 +4892,7 @@
                 <w:color w:val="000000"/>
                 <w:sz w:val="18"/>
               </w:rPr>
-              <w:t>字段</w:t>
+              <w:t>字段名称</w:t>
             </w:r>
           </w:p>
         </w:tc>
@@ -4877,7 +4919,7 @@
                 <w:color w:val="000000"/>
                 <w:sz w:val="18"/>
               </w:rPr>
-              <w:t>类型</w:t>
+              <w:t>物理类型</w:t>
             </w:r>
           </w:p>
         </w:tc>
@@ -4904,7 +4946,7 @@
                 <w:color w:val="000000"/>
                 <w:sz w:val="18"/>
               </w:rPr>
-              <w:t>约束与默认</w:t>
+              <w:t>约束与默认值</w:t>
             </w:r>
           </w:p>
         </w:tc>
@@ -4931,7 +4973,7 @@
                 <w:color w:val="000000"/>
                 <w:sz w:val="18"/>
               </w:rPr>
-              <w:t>含义</w:t>
+              <w:t>业务语义与说明</w:t>
             </w:r>
           </w:p>
         </w:tc>
@@ -5153,7 +5195,7 @@
                 <w:color w:val="000000"/>
                 <w:sz w:val="18"/>
               </w:rPr>
-              <w:t>业务编号</w:t>
+              <w:t>业务编码</w:t>
             </w:r>
           </w:p>
         </w:tc>
@@ -5375,7 +5417,7 @@
                 <w:color w:val="000000"/>
                 <w:sz w:val="18"/>
               </w:rPr>
-              <w:t>科室</w:t>
+              <w:t>科室分类</w:t>
             </w:r>
           </w:p>
         </w:tc>
@@ -5484,7 +5526,7 @@
                 <w:color w:val="000000"/>
                 <w:sz w:val="18"/>
               </w:rPr>
-              <w:t>电话 响应脱敏</w:t>
+              <w:t>联系电话(脱敏)</w:t>
             </w:r>
           </w:p>
         </w:tc>
@@ -5597,7 +5639,7 @@
                 <w:color w:val="000000"/>
                 <w:sz w:val="18"/>
               </w:rPr>
-              <w:t>是否启用</w:t>
+              <w:t>账号启用状态</w:t>
             </w:r>
           </w:p>
         </w:tc>
@@ -5706,7 +5748,7 @@
                 <w:color w:val="000000"/>
                 <w:sz w:val="18"/>
               </w:rPr>
-              <w:t>并发版本</w:t>
+              <w:t>乐观锁并发版本号</w:t>
             </w:r>
           </w:p>
         </w:tc>
@@ -5740,7 +5782,7 @@
           <w:color w:val="000000"/>
           <w:sz w:val="32"/>
         </w:rPr>
-        <w:t>7 教学阈值规则 health_rule</w:t>
+        <w:t>7 健康指标阈值判定规则表（health_rule）</w:t>
       </w:r>
     </w:p>
     <w:tbl>
@@ -5792,7 +5834,7 @@
                 <w:color w:val="000000"/>
                 <w:sz w:val="18"/>
               </w:rPr>
-              <w:t>字段</w:t>
+              <w:t>字段名称</w:t>
             </w:r>
           </w:p>
         </w:tc>
@@ -5819,7 +5861,7 @@
                 <w:color w:val="000000"/>
                 <w:sz w:val="18"/>
               </w:rPr>
-              <w:t>类型</w:t>
+              <w:t>物理类型</w:t>
             </w:r>
           </w:p>
         </w:tc>
@@ -5846,7 +5888,7 @@
                 <w:color w:val="000000"/>
                 <w:sz w:val="18"/>
               </w:rPr>
-              <w:t>约束与默认</w:t>
+              <w:t>约束与默认值</w:t>
             </w:r>
           </w:p>
         </w:tc>
@@ -5873,7 +5915,7 @@
                 <w:color w:val="000000"/>
                 <w:sz w:val="18"/>
               </w:rPr>
-              <w:t>含义</w:t>
+              <w:t>业务语义与说明</w:t>
             </w:r>
           </w:p>
         </w:tc>
@@ -6095,7 +6137,7 @@
                 <w:color w:val="000000"/>
                 <w:sz w:val="18"/>
               </w:rPr>
-              <w:t>检测指标名</w:t>
+              <w:t>指标名</w:t>
             </w:r>
           </w:p>
         </w:tc>
@@ -6204,7 +6246,7 @@
                 <w:color w:val="000000"/>
                 <w:sz w:val="18"/>
               </w:rPr>
-              <w:t>下界 包含</w:t>
+              <w:t>参考下界</w:t>
             </w:r>
           </w:p>
         </w:tc>
@@ -6317,7 +6359,7 @@
                 <w:color w:val="000000"/>
                 <w:sz w:val="18"/>
               </w:rPr>
-              <w:t>上界 包含</w:t>
+              <w:t>参考上界</w:t>
             </w:r>
           </w:p>
         </w:tc>
@@ -6426,7 +6468,7 @@
                 <w:color w:val="000000"/>
                 <w:sz w:val="18"/>
               </w:rPr>
-              <w:t>单位</w:t>
+              <w:t>物理单位</w:t>
             </w:r>
           </w:p>
         </w:tc>
@@ -6648,7 +6690,7 @@
                 <w:color w:val="000000"/>
                 <w:sz w:val="18"/>
               </w:rPr>
-              <w:t>是否启用</w:t>
+              <w:t>账号启用状态</w:t>
             </w:r>
           </w:p>
         </w:tc>
@@ -6678,7 +6720,7 @@
           <w:color w:val="000000"/>
           <w:sz w:val="21"/>
         </w:rPr>
-        <w:t>表级约束：UNIQUE(metric,version)；CHECK (lower_bound &lt; upper_bound)</w:t>
+        <w:t>表级完整性约束：UNIQUE(metric,version)；CHECK (lower_bound &lt; upper_bound)</w:t>
       </w:r>
     </w:p>
     <w:p>
@@ -6696,7 +6738,7 @@
           <w:color w:val="000000"/>
           <w:sz w:val="32"/>
         </w:rPr>
-        <w:t>8 健康检测记录 health_record</w:t>
+        <w:t>8 老人体检健康检测记录表（health_record）</w:t>
       </w:r>
     </w:p>
     <w:tbl>
@@ -6748,7 +6790,7 @@
                 <w:color w:val="000000"/>
                 <w:sz w:val="18"/>
               </w:rPr>
-              <w:t>字段</w:t>
+              <w:t>字段名称</w:t>
             </w:r>
           </w:p>
         </w:tc>
@@ -6775,7 +6817,7 @@
                 <w:color w:val="000000"/>
                 <w:sz w:val="18"/>
               </w:rPr>
-              <w:t>类型</w:t>
+              <w:t>物理类型</w:t>
             </w:r>
           </w:p>
         </w:tc>
@@ -6802,7 +6844,7 @@
                 <w:color w:val="000000"/>
                 <w:sz w:val="18"/>
               </w:rPr>
-              <w:t>约束与默认</w:t>
+              <w:t>约束与默认值</w:t>
             </w:r>
           </w:p>
         </w:tc>
@@ -6829,7 +6871,7 @@
                 <w:color w:val="000000"/>
                 <w:sz w:val="18"/>
               </w:rPr>
-              <w:t>含义</w:t>
+              <w:t>业务语义与说明</w:t>
             </w:r>
           </w:p>
         </w:tc>
@@ -7160,7 +7202,7 @@
                 <w:color w:val="000000"/>
                 <w:sz w:val="18"/>
               </w:rPr>
-              <w:t>检测时间</w:t>
+              <w:t>体检时间</w:t>
             </w:r>
           </w:p>
         </w:tc>
@@ -7273,7 +7315,7 @@
                 <w:color w:val="000000"/>
                 <w:sz w:val="18"/>
               </w:rPr>
-              <w:t>收缩压 mmHg</w:t>
+              <w:t>收缩压(mmHg)</w:t>
             </w:r>
           </w:p>
         </w:tc>
@@ -7382,7 +7424,7 @@
                 <w:color w:val="000000"/>
                 <w:sz w:val="18"/>
               </w:rPr>
-              <w:t>舒张压 mmHg</w:t>
+              <w:t>舒张压(mmHg)</w:t>
             </w:r>
           </w:p>
         </w:tc>
@@ -7495,7 +7537,7 @@
                 <w:color w:val="000000"/>
                 <w:sz w:val="18"/>
               </w:rPr>
-              <w:t>心率 次每分</w:t>
+              <w:t>心率(次/分)</w:t>
             </w:r>
           </w:p>
         </w:tc>
@@ -7604,7 +7646,7 @@
                 <w:color w:val="000000"/>
                 <w:sz w:val="18"/>
               </w:rPr>
-              <w:t>血氧百分比</w:t>
+              <w:t>血氧饱和度(%)</w:t>
             </w:r>
           </w:p>
         </w:tc>
@@ -7717,7 +7759,7 @@
                 <w:color w:val="000000"/>
                 <w:sz w:val="18"/>
               </w:rPr>
-              <w:t>体温 摄氏度</w:t>
+              <w:t>体温(℃)</w:t>
             </w:r>
           </w:p>
         </w:tc>
@@ -7826,7 +7868,7 @@
                 <w:color w:val="000000"/>
                 <w:sz w:val="18"/>
               </w:rPr>
-              <w:t>是否超教学阈值</w:t>
+              <w:t>是否超标标识</w:t>
             </w:r>
           </w:p>
         </w:tc>
@@ -7939,7 +7981,7 @@
                 <w:color w:val="000000"/>
                 <w:sz w:val="18"/>
               </w:rPr>
-              <w:t>判定规则 JSON 快照</w:t>
+              <w:t>判定依据规则快照</w:t>
             </w:r>
           </w:p>
         </w:tc>
@@ -8161,7 +8203,7 @@
                 <w:color w:val="000000"/>
                 <w:sz w:val="18"/>
               </w:rPr>
-              <w:t>设备内唯一事件编号</w:t>
+              <w:t>客户端唯一事件ID</w:t>
             </w:r>
           </w:p>
         </w:tc>
@@ -8191,7 +8233,7 @@
           <w:color w:val="000000"/>
           <w:sz w:val="21"/>
         </w:rPr>
-        <w:t>表级约束：FOREIGN KEY (elder_id) REFERENCES elder(id)；UNIQUE(source,event_id)</w:t>
+        <w:t>表级完整性约束：FOREIGN KEY (elder_id) REFERENCES elder(id)；UNIQUE(source,event_id)</w:t>
       </w:r>
     </w:p>
     <w:p>
@@ -8205,7 +8247,7 @@
           <w:color w:val="000000"/>
           <w:sz w:val="21"/>
         </w:rPr>
-        <w:t>索引：ix_health_elder_time (elder_id,measured_at)；ix_health_time_abnormal (measured_at,abnormal)</w:t>
+        <w:t>性能联合索引：ix_health_elder_time (elder_id,measured_at)；ix_health_time_abnormal (measured_at,abnormal)</w:t>
       </w:r>
     </w:p>
     <w:p>
@@ -8223,7 +8265,7 @@
           <w:color w:val="000000"/>
           <w:sz w:val="32"/>
         </w:rPr>
-        <w:t>9 随访计划 followup_plan</w:t>
+        <w:t>9 家庭医生随访计划表（followup_plan）</w:t>
       </w:r>
     </w:p>
     <w:tbl>
@@ -8275,7 +8317,7 @@
                 <w:color w:val="000000"/>
                 <w:sz w:val="18"/>
               </w:rPr>
-              <w:t>字段</w:t>
+              <w:t>字段名称</w:t>
             </w:r>
           </w:p>
         </w:tc>
@@ -8302,7 +8344,7 @@
                 <w:color w:val="000000"/>
                 <w:sz w:val="18"/>
               </w:rPr>
-              <w:t>类型</w:t>
+              <w:t>物理类型</w:t>
             </w:r>
           </w:p>
         </w:tc>
@@ -8329,7 +8371,7 @@
                 <w:color w:val="000000"/>
                 <w:sz w:val="18"/>
               </w:rPr>
-              <w:t>约束与默认</w:t>
+              <w:t>约束与默认值</w:t>
             </w:r>
           </w:p>
         </w:tc>
@@ -8356,7 +8398,7 @@
                 <w:color w:val="000000"/>
                 <w:sz w:val="18"/>
               </w:rPr>
-              <w:t>含义</w:t>
+              <w:t>业务语义与说明</w:t>
             </w:r>
           </w:p>
         </w:tc>
@@ -8800,7 +8842,7 @@
                 <w:color w:val="000000"/>
                 <w:sz w:val="18"/>
               </w:rPr>
-              <w:t>计划到期时间</w:t>
+              <w:t>计划应访时间</w:t>
             </w:r>
           </w:p>
         </w:tc>
@@ -8909,7 +8951,7 @@
                 <w:color w:val="000000"/>
                 <w:sz w:val="18"/>
               </w:rPr>
-              <w:t>业务状态</w:t>
+              <w:t>在册业务状态</w:t>
             </w:r>
           </w:p>
         </w:tc>
@@ -9022,7 +9064,7 @@
                 <w:color w:val="000000"/>
                 <w:sz w:val="18"/>
               </w:rPr>
-              <w:t>取消时间</w:t>
+              <w:t>计划取消时间</w:t>
             </w:r>
           </w:p>
         </w:tc>
@@ -9131,7 +9173,7 @@
                 <w:color w:val="000000"/>
                 <w:sz w:val="18"/>
               </w:rPr>
-              <w:t>取消原因</w:t>
+              <w:t>取消原因说明</w:t>
             </w:r>
           </w:p>
         </w:tc>
@@ -9244,7 +9286,7 @@
                 <w:color w:val="000000"/>
                 <w:sz w:val="18"/>
               </w:rPr>
-              <w:t>并发版本</w:t>
+              <w:t>乐观锁并发版本号</w:t>
             </w:r>
           </w:p>
         </w:tc>
@@ -9274,7 +9316,7 @@
           <w:color w:val="000000"/>
           <w:sz w:val="21"/>
         </w:rPr>
-        <w:t>表级约束：FOREIGN KEY (elder_id) REFERENCES elder(id)；FOREIGN KEY (doctor_id) REFERENCES doctor(id)；CHECK (status IN ('PENDING','COMPLETED','CANCELED'))</w:t>
+        <w:t>表级完整性约束：FOREIGN KEY (elder_id) REFERENCES elder(id)；FOREIGN KEY (doctor_id) REFERENCES doctor(id)；CHECK (status IN ('PENDING','COMPLETED','CANCELED'))</w:t>
       </w:r>
     </w:p>
     <w:p>
@@ -9288,7 +9330,7 @@
           <w:color w:val="000000"/>
           <w:sz w:val="21"/>
         </w:rPr>
-        <w:t>索引：ix_plan_doctor_due (doctor_id,due_at)；ix_plan_elder_due (elder_id,due_at)</w:t>
+        <w:t>性能联合索引：ix_plan_doctor_due (doctor_id,due_at)；ix_plan_elder_due (elder_id,due_at)</w:t>
       </w:r>
     </w:p>
     <w:p>
@@ -9306,7 +9348,7 @@
           <w:color w:val="000000"/>
           <w:sz w:val="32"/>
         </w:rPr>
-        <w:t>10 随访结果 followup_record</w:t>
+        <w:t>10 随访履约处置结果表（followup_record）</w:t>
       </w:r>
     </w:p>
     <w:tbl>
@@ -9358,7 +9400,7 @@
                 <w:color w:val="000000"/>
                 <w:sz w:val="18"/>
               </w:rPr>
-              <w:t>字段</w:t>
+              <w:t>字段名称</w:t>
             </w:r>
           </w:p>
         </w:tc>
@@ -9385,7 +9427,7 @@
                 <w:color w:val="000000"/>
                 <w:sz w:val="18"/>
               </w:rPr>
-              <w:t>类型</w:t>
+              <w:t>物理类型</w:t>
             </w:r>
           </w:p>
         </w:tc>
@@ -9412,7 +9454,7 @@
                 <w:color w:val="000000"/>
                 <w:sz w:val="18"/>
               </w:rPr>
-              <w:t>约束与默认</w:t>
+              <w:t>约束与默认值</w:t>
             </w:r>
           </w:p>
         </w:tc>
@@ -9439,7 +9481,7 @@
                 <w:color w:val="000000"/>
                 <w:sz w:val="18"/>
               </w:rPr>
-              <w:t>含义</w:t>
+              <w:t>业务语义与说明</w:t>
             </w:r>
           </w:p>
         </w:tc>
@@ -9661,7 +9703,7 @@
                 <w:color w:val="000000"/>
                 <w:sz w:val="18"/>
               </w:rPr>
-              <w:t>随访计划主键 唯一</w:t>
+              <w:t>随访计划外键</w:t>
             </w:r>
           </w:p>
         </w:tc>
@@ -9770,7 +9812,7 @@
                 <w:color w:val="000000"/>
                 <w:sz w:val="18"/>
               </w:rPr>
-              <w:t>完成时间</w:t>
+              <w:t>实际完成时间</w:t>
             </w:r>
           </w:p>
         </w:tc>
@@ -9883,7 +9925,7 @@
                 <w:color w:val="000000"/>
                 <w:sz w:val="18"/>
               </w:rPr>
-              <w:t>随访内容</w:t>
+              <w:t>随访过程记录</w:t>
             </w:r>
           </w:p>
         </w:tc>
@@ -9992,7 +10034,7 @@
                 <w:color w:val="000000"/>
                 <w:sz w:val="18"/>
               </w:rPr>
-              <w:t>结果摘要</w:t>
+              <w:t>处置结果摘要</w:t>
             </w:r>
           </w:p>
         </w:tc>
@@ -10022,7 +10064,7 @@
           <w:color w:val="000000"/>
           <w:sz w:val="21"/>
         </w:rPr>
-        <w:t>表级约束：FOREIGN KEY (plan_id) REFERENCES followup_plan(id)</w:t>
+        <w:t>表级完整性约束：FOREIGN KEY (plan_id) REFERENCES followup_plan(id)</w:t>
       </w:r>
     </w:p>
     <w:p>
@@ -10036,7 +10078,7 @@
           <w:color w:val="000000"/>
           <w:sz w:val="21"/>
         </w:rPr>
-        <w:t>索引：ix_followup_completed (completed_at)</w:t>
+        <w:t>性能联合索引：ix_followup_completed (completed_at)</w:t>
       </w:r>
     </w:p>
     <w:p>
@@ -10054,7 +10096,7 @@
           <w:color w:val="000000"/>
           <w:sz w:val="32"/>
         </w:rPr>
-        <w:t>11 腕表设备 watch_device</w:t>
+        <w:t>11 智能穿戴腕表设备资产表（watch_device）</w:t>
       </w:r>
     </w:p>
     <w:tbl>
@@ -10106,7 +10148,7 @@
                 <w:color w:val="000000"/>
                 <w:sz w:val="18"/>
               </w:rPr>
-              <w:t>字段</w:t>
+              <w:t>字段名称</w:t>
             </w:r>
           </w:p>
         </w:tc>
@@ -10133,7 +10175,7 @@
                 <w:color w:val="000000"/>
                 <w:sz w:val="18"/>
               </w:rPr>
-              <w:t>类型</w:t>
+              <w:t>物理类型</w:t>
             </w:r>
           </w:p>
         </w:tc>
@@ -10160,7 +10202,7 @@
                 <w:color w:val="000000"/>
                 <w:sz w:val="18"/>
               </w:rPr>
-              <w:t>约束与默认</w:t>
+              <w:t>约束与默认值</w:t>
             </w:r>
           </w:p>
         </w:tc>
@@ -10187,7 +10229,7 @@
                 <w:color w:val="000000"/>
                 <w:sz w:val="18"/>
               </w:rPr>
-              <w:t>含义</w:t>
+              <w:t>业务语义与说明</w:t>
             </w:r>
           </w:p>
         </w:tc>
@@ -10409,7 +10451,7 @@
                 <w:color w:val="000000"/>
                 <w:sz w:val="18"/>
               </w:rPr>
-              <w:t>设备序列号</w:t>
+              <w:t>硬件出厂唯一序列号</w:t>
             </w:r>
           </w:p>
         </w:tc>
@@ -10518,7 +10560,7 @@
                 <w:color w:val="000000"/>
                 <w:sz w:val="18"/>
               </w:rPr>
-              <w:t>设备型号</w:t>
+              <w:t>设备硬件型号</w:t>
             </w:r>
           </w:p>
         </w:tc>
@@ -10631,7 +10673,7 @@
                 <w:color w:val="000000"/>
                 <w:sz w:val="18"/>
               </w:rPr>
-              <w:t>是否启用</w:t>
+              <w:t>账号启用状态</w:t>
             </w:r>
           </w:p>
         </w:tc>
@@ -10740,7 +10782,7 @@
                 <w:color w:val="000000"/>
                 <w:sz w:val="18"/>
               </w:rPr>
-              <w:t>最后心跳</w:t>
+              <w:t>最近一次有效心跳</w:t>
             </w:r>
           </w:p>
         </w:tc>
@@ -10853,7 +10895,7 @@
                 <w:color w:val="000000"/>
                 <w:sz w:val="18"/>
               </w:rPr>
-              <w:t>并发版本</w:t>
+              <w:t>乐观锁并发版本号</w:t>
             </w:r>
           </w:p>
         </w:tc>
@@ -10887,7 +10929,7 @@
           <w:color w:val="000000"/>
           <w:sz w:val="32"/>
         </w:rPr>
-        <w:t>12 设备接入凭据 device_credential</w:t>
+        <w:t>12 设备通信安全接入凭据表（device_credential）</w:t>
       </w:r>
     </w:p>
     <w:tbl>
@@ -10939,7 +10981,7 @@
                 <w:color w:val="000000"/>
                 <w:sz w:val="18"/>
               </w:rPr>
-              <w:t>字段</w:t>
+              <w:t>字段名称</w:t>
             </w:r>
           </w:p>
         </w:tc>
@@ -10966,7 +11008,7 @@
                 <w:color w:val="000000"/>
                 <w:sz w:val="18"/>
               </w:rPr>
-              <w:t>类型</w:t>
+              <w:t>物理类型</w:t>
             </w:r>
           </w:p>
         </w:tc>
@@ -10993,7 +11035,7 @@
                 <w:color w:val="000000"/>
                 <w:sz w:val="18"/>
               </w:rPr>
-              <w:t>约束与默认</w:t>
+              <w:t>约束与默认值</w:t>
             </w:r>
           </w:p>
         </w:tc>
@@ -11020,7 +11062,7 @@
                 <w:color w:val="000000"/>
                 <w:sz w:val="18"/>
               </w:rPr>
-              <w:t>含义</w:t>
+              <w:t>业务语义与说明</w:t>
             </w:r>
           </w:p>
         </w:tc>
@@ -11129,7 +11171,7 @@
                 <w:color w:val="000000"/>
                 <w:sz w:val="18"/>
               </w:rPr>
-              <w:t>设备主键</w:t>
+              <w:t>关联设备主键</w:t>
             </w:r>
           </w:p>
         </w:tc>
@@ -11242,7 +11284,7 @@
                 <w:color w:val="000000"/>
                 <w:sz w:val="18"/>
               </w:rPr>
-              <w:t>创建时间</w:t>
+              <w:t>创建生成时间</w:t>
             </w:r>
           </w:p>
         </w:tc>
@@ -11381,7 +11423,7 @@
           <w:color w:val="000000"/>
           <w:sz w:val="21"/>
         </w:rPr>
-        <w:t>表级约束：key_hash CHAR(64) NOT NULL UNIQUE；FOREIGN KEY (device_id) REFERENCES watch_device(id)</w:t>
+        <w:t>表级完整性约束：key_hash CHAR(64) NOT NULL UNIQUE；FOREIGN KEY (device_id) REFERENCES watch_device(id)</w:t>
       </w:r>
     </w:p>
     <w:p>
@@ -11399,7 +11441,7 @@
           <w:color w:val="000000"/>
           <w:sz w:val="32"/>
         </w:rPr>
-        <w:t>13 设备心跳事件 device_heartbeat_event</w:t>
+        <w:t>13 设备在线心跳上报事件表（device_heartbeat_event）</w:t>
       </w:r>
     </w:p>
     <w:tbl>
@@ -11451,7 +11493,7 @@
                 <w:color w:val="000000"/>
                 <w:sz w:val="18"/>
               </w:rPr>
-              <w:t>字段</w:t>
+              <w:t>字段名称</w:t>
             </w:r>
           </w:p>
         </w:tc>
@@ -11478,7 +11520,7 @@
                 <w:color w:val="000000"/>
                 <w:sz w:val="18"/>
               </w:rPr>
-              <w:t>类型</w:t>
+              <w:t>物理类型</w:t>
             </w:r>
           </w:p>
         </w:tc>
@@ -11505,7 +11547,7 @@
                 <w:color w:val="000000"/>
                 <w:sz w:val="18"/>
               </w:rPr>
-              <w:t>约束与默认</w:t>
+              <w:t>约束与默认值</w:t>
             </w:r>
           </w:p>
         </w:tc>
@@ -11532,7 +11574,7 @@
                 <w:color w:val="000000"/>
                 <w:sz w:val="18"/>
               </w:rPr>
-              <w:t>含义</w:t>
+              <w:t>业务语义与说明</w:t>
             </w:r>
           </w:p>
         </w:tc>
@@ -11754,7 +11796,7 @@
                 <w:color w:val="000000"/>
                 <w:sz w:val="18"/>
               </w:rPr>
-              <w:t>设备主键</w:t>
+              <w:t>关联设备主键</w:t>
             </w:r>
           </w:p>
         </w:tc>
@@ -11863,7 +11905,7 @@
                 <w:color w:val="000000"/>
                 <w:sz w:val="18"/>
               </w:rPr>
-              <w:t>设备内唯一事件编号</w:t>
+              <w:t>客户端唯一事件ID</w:t>
             </w:r>
           </w:p>
         </w:tc>
@@ -11976,7 +12018,7 @@
                 <w:color w:val="000000"/>
                 <w:sz w:val="18"/>
               </w:rPr>
-              <w:t>设备记录时间</w:t>
+              <w:t>定位采集时间</w:t>
             </w:r>
           </w:p>
         </w:tc>
@@ -12115,7 +12157,7 @@
           <w:color w:val="000000"/>
           <w:sz w:val="21"/>
         </w:rPr>
-        <w:t>表级约束：FOREIGN KEY (device_id) REFERENCES watch_device(id)；UNIQUE(device_id,event_id)</w:t>
+        <w:t>表级完整性约束：FOREIGN KEY (device_id) REFERENCES watch_device(id)；UNIQUE(device_id,event_id)</w:t>
       </w:r>
     </w:p>
     <w:p>
@@ -12129,7 +12171,7 @@
           <w:color w:val="000000"/>
           <w:sz w:val="21"/>
         </w:rPr>
-        <w:t>索引：ix_heartbeat_device_time (device_id,recorded_at,id)</w:t>
+        <w:t>性能联合索引：ix_heartbeat_device_time (device_id,recorded_at,id)</w:t>
       </w:r>
     </w:p>
     <w:p>
@@ -12147,7 +12189,7 @@
           <w:color w:val="000000"/>
           <w:sz w:val="32"/>
         </w:rPr>
-        <w:t>14 历史绑定 device_binding</w:t>
+        <w:t>14 设备老人配对绑定历史表（device_binding）</w:t>
       </w:r>
     </w:p>
     <w:tbl>
@@ -12199,7 +12241,7 @@
                 <w:color w:val="000000"/>
                 <w:sz w:val="18"/>
               </w:rPr>
-              <w:t>字段</w:t>
+              <w:t>字段名称</w:t>
             </w:r>
           </w:p>
         </w:tc>
@@ -12226,7 +12268,7 @@
                 <w:color w:val="000000"/>
                 <w:sz w:val="18"/>
               </w:rPr>
-              <w:t>类型</w:t>
+              <w:t>物理类型</w:t>
             </w:r>
           </w:p>
         </w:tc>
@@ -12253,7 +12295,7 @@
                 <w:color w:val="000000"/>
                 <w:sz w:val="18"/>
               </w:rPr>
-              <w:t>约束与默认</w:t>
+              <w:t>约束与默认值</w:t>
             </w:r>
           </w:p>
         </w:tc>
@@ -12280,7 +12322,7 @@
                 <w:color w:val="000000"/>
                 <w:sz w:val="18"/>
               </w:rPr>
-              <w:t>含义</w:t>
+              <w:t>业务语义与说明</w:t>
             </w:r>
           </w:p>
         </w:tc>
@@ -12502,7 +12544,7 @@
                 <w:color w:val="000000"/>
                 <w:sz w:val="18"/>
               </w:rPr>
-              <w:t>设备主键</w:t>
+              <w:t>关联设备主键</w:t>
             </w:r>
           </w:p>
         </w:tc>
@@ -12724,7 +12766,7 @@
                 <w:color w:val="000000"/>
                 <w:sz w:val="18"/>
               </w:rPr>
-              <w:t>绑定开始时间</w:t>
+              <w:t>绑定建立时间</w:t>
             </w:r>
           </w:p>
         </w:tc>
@@ -12833,7 +12875,7 @@
                 <w:color w:val="000000"/>
                 <w:sz w:val="18"/>
               </w:rPr>
-              <w:t>解绑时间</w:t>
+              <w:t>解除绑定时间</w:t>
             </w:r>
           </w:p>
         </w:tc>
@@ -12946,7 +12988,7 @@
                 <w:color w:val="000000"/>
                 <w:sz w:val="18"/>
               </w:rPr>
-              <w:t>有效设备唯一占位</w:t>
+              <w:t>当前有效绑定设备占位</w:t>
             </w:r>
           </w:p>
         </w:tc>
@@ -13055,7 +13097,7 @@
                 <w:color w:val="000000"/>
                 <w:sz w:val="18"/>
               </w:rPr>
-              <w:t>有效老人唯一占位</w:t>
+              <w:t>当前有效绑定老人占位</w:t>
             </w:r>
           </w:p>
         </w:tc>
@@ -13085,7 +13127,7 @@
           <w:color w:val="000000"/>
           <w:sz w:val="21"/>
         </w:rPr>
-        <w:t>表级约束：FOREIGN KEY (device_id) REFERENCES watch_device(id)；FOREIGN KEY (elder_id) REFERENCES elder(id)；CHECK ((unbound_at IS NULL AND active_device_id IS NOT NULL AND active_elder_id IS NOT NULL AND active_device_id = device_id AND active_elder_id = elder_id) OR (unbound_at IS NOT NULL AND active_device_id IS NULL AND active_elder_id IS NULL))；CHECK (unbound_at IS NULL OR unbound_at &gt;= bound_at)</w:t>
+        <w:t>表级完整性约束：FOREIGN KEY (device_id) REFERENCES watch_device(id)；FOREIGN KEY (elder_id) REFERENCES elder(id)；CHECK ((unbound_at IS NULL AND active_device_id IS NOT NULL AND active_elder_id IS NOT NULL AND active_device_id = device_id AND active_elder_id = elder_id) OR (unbound_at IS NOT NULL AND active_device_id IS NULL AND active_elder_id IS NULL))；CHECK (unbound_at IS NULL OR unbound_at &gt;= bound_at)</w:t>
       </w:r>
     </w:p>
     <w:p>
@@ -13099,7 +13141,7 @@
           <w:color w:val="000000"/>
           <w:sz w:val="21"/>
         </w:rPr>
-        <w:t>索引：ix_binding_history (device_id,bound_at,unbound_at)</w:t>
+        <w:t>性能联合索引：ix_binding_history (device_id,bound_at,unbound_at)</w:t>
       </w:r>
     </w:p>
     <w:p>
@@ -13117,7 +13159,7 @@
           <w:color w:val="000000"/>
           <w:sz w:val="32"/>
         </w:rPr>
-        <w:t>15 定位点 location_point</w:t>
+        <w:t>15 时序高频经纬度定位流水表（location_point）</w:t>
       </w:r>
     </w:p>
     <w:tbl>
@@ -13169,7 +13211,7 @@
                 <w:color w:val="000000"/>
                 <w:sz w:val="18"/>
               </w:rPr>
-              <w:t>字段</w:t>
+              <w:t>字段名称</w:t>
             </w:r>
           </w:p>
         </w:tc>
@@ -13196,7 +13238,7 @@
                 <w:color w:val="000000"/>
                 <w:sz w:val="18"/>
               </w:rPr>
-              <w:t>类型</w:t>
+              <w:t>物理类型</w:t>
             </w:r>
           </w:p>
         </w:tc>
@@ -13223,7 +13265,7 @@
                 <w:color w:val="000000"/>
                 <w:sz w:val="18"/>
               </w:rPr>
-              <w:t>约束与默认</w:t>
+              <w:t>约束与默认值</w:t>
             </w:r>
           </w:p>
         </w:tc>
@@ -13250,7 +13292,7 @@
                 <w:color w:val="000000"/>
                 <w:sz w:val="18"/>
               </w:rPr>
-              <w:t>含义</w:t>
+              <w:t>业务语义与说明</w:t>
             </w:r>
           </w:p>
         </w:tc>
@@ -13472,7 +13514,7 @@
                 <w:color w:val="000000"/>
                 <w:sz w:val="18"/>
               </w:rPr>
-              <w:t>设备主键</w:t>
+              <w:t>关联设备主键</w:t>
             </w:r>
           </w:p>
         </w:tc>
@@ -13581,7 +13623,7 @@
                 <w:color w:val="000000"/>
                 <w:sz w:val="18"/>
               </w:rPr>
-              <w:t>发生时绑定主键</w:t>
+              <w:t>发生时绑定外键</w:t>
             </w:r>
           </w:p>
         </w:tc>
@@ -13803,7 +13845,7 @@
                 <w:color w:val="000000"/>
                 <w:sz w:val="18"/>
               </w:rPr>
-              <w:t>设备内唯一事件编号</w:t>
+              <w:t>客户端唯一事件ID</w:t>
             </w:r>
           </w:p>
         </w:tc>
@@ -13916,7 +13958,7 @@
                 <w:color w:val="000000"/>
                 <w:sz w:val="18"/>
               </w:rPr>
-              <w:t>WGS84 经度</w:t>
+              <w:t>WGS84标准经度</w:t>
             </w:r>
           </w:p>
         </w:tc>
@@ -14025,7 +14067,7 @@
                 <w:color w:val="000000"/>
                 <w:sz w:val="18"/>
               </w:rPr>
-              <w:t>WGS84 纬度</w:t>
+              <w:t>WGS84标准纬度</w:t>
             </w:r>
           </w:p>
         </w:tc>
@@ -14138,7 +14180,7 @@
                 <w:color w:val="000000"/>
                 <w:sz w:val="18"/>
               </w:rPr>
-              <w:t>设备记录时间</w:t>
+              <w:t>定位采集时间</w:t>
             </w:r>
           </w:p>
         </w:tc>
@@ -14277,7 +14319,7 @@
           <w:color w:val="000000"/>
           <w:sz w:val="21"/>
         </w:rPr>
-        <w:t>表级约束：FOREIGN KEY (device_id) REFERENCES watch_device(id)；FOREIGN KEY (binding_id) REFERENCES device_binding(id)；FOREIGN KEY (elder_id) REFERENCES elder(id)；UNIQUE(device_id,event_id)；CHECK (longitude BETWEEN -180 AND 180)；CHECK (latitude BETWEEN -90 AND 90)</w:t>
+        <w:t>表级完整性约束：FOREIGN KEY (device_id) REFERENCES watch_device(id)；FOREIGN KEY (binding_id) REFERENCES device_binding(id)；FOREIGN KEY (elder_id) REFERENCES elder(id)；UNIQUE(device_id,event_id)；CHECK (longitude BETWEEN -180 AND 180)；CHECK (latitude BETWEEN -90 AND 90)</w:t>
       </w:r>
     </w:p>
     <w:p>
@@ -14291,7 +14333,7 @@
           <w:color w:val="000000"/>
           <w:sz w:val="21"/>
         </w:rPr>
-        <w:t>索引：ix_location_elder_time (elder_id,recorded_at,id)；ix_location_device_time (device_id,recorded_at,id)</w:t>
+        <w:t>性能联合索引：ix_location_elder_time (elder_id,recorded_at,id)；ix_location_device_time (device_id,recorded_at,id)</w:t>
       </w:r>
     </w:p>
     <w:p>
@@ -14309,7 +14351,7 @@
           <w:color w:val="000000"/>
           <w:sz w:val="32"/>
         </w:rPr>
-        <w:t>16 圆形围栏 geofence</w:t>
+        <w:t>16 空间圆形电子围栏配置表（geofence）</w:t>
       </w:r>
     </w:p>
     <w:tbl>
@@ -14361,7 +14403,7 @@
                 <w:color w:val="000000"/>
                 <w:sz w:val="18"/>
               </w:rPr>
-              <w:t>字段</w:t>
+              <w:t>字段名称</w:t>
             </w:r>
           </w:p>
         </w:tc>
@@ -14388,7 +14430,7 @@
                 <w:color w:val="000000"/>
                 <w:sz w:val="18"/>
               </w:rPr>
-              <w:t>类型</w:t>
+              <w:t>物理类型</w:t>
             </w:r>
           </w:p>
         </w:tc>
@@ -14415,7 +14457,7 @@
                 <w:color w:val="000000"/>
                 <w:sz w:val="18"/>
               </w:rPr>
-              <w:t>约束与默认</w:t>
+              <w:t>约束与默认值</w:t>
             </w:r>
           </w:p>
         </w:tc>
@@ -14442,7 +14484,7 @@
                 <w:color w:val="000000"/>
                 <w:sz w:val="18"/>
               </w:rPr>
-              <w:t>含义</w:t>
+              <w:t>业务语义与说明</w:t>
             </w:r>
           </w:p>
         </w:tc>
@@ -14773,7 +14815,7 @@
                 <w:color w:val="000000"/>
                 <w:sz w:val="18"/>
               </w:rPr>
-              <w:t>围栏中心经度</w:t>
+              <w:t>围栏中心点经度</w:t>
             </w:r>
           </w:p>
         </w:tc>
@@ -14886,7 +14928,7 @@
                 <w:color w:val="000000"/>
                 <w:sz w:val="18"/>
               </w:rPr>
-              <w:t>围栏中心纬度</w:t>
+              <w:t>围栏中心点纬度</w:t>
             </w:r>
           </w:p>
         </w:tc>
@@ -14995,7 +15037,7 @@
                 <w:color w:val="000000"/>
                 <w:sz w:val="18"/>
               </w:rPr>
-              <w:t>半径 米</w:t>
+              <w:t>防护半径(米)</w:t>
             </w:r>
           </w:p>
         </w:tc>
@@ -15108,7 +15150,7 @@
                 <w:color w:val="000000"/>
                 <w:sz w:val="18"/>
               </w:rPr>
-              <w:t>是否启用</w:t>
+              <w:t>账号启用状态</w:t>
             </w:r>
           </w:p>
         </w:tc>
@@ -15217,7 +15259,7 @@
                 <w:color w:val="000000"/>
                 <w:sz w:val="18"/>
               </w:rPr>
-              <w:t>并发版本</w:t>
+              <w:t>乐观锁并发版本号</w:t>
             </w:r>
           </w:p>
         </w:tc>
@@ -15247,7 +15289,7 @@
           <w:color w:val="000000"/>
           <w:sz w:val="21"/>
         </w:rPr>
-        <w:t>表级约束：CHECK (radius_m BETWEEN 50 AND 5000)；CHECK (center_lon BETWEEN -180 AND 180)；CHECK (center_lat BETWEEN -90 AND 90)</w:t>
+        <w:t>表级完整性约束：CHECK (radius_m BETWEEN 50 AND 5000)；CHECK (center_lon BETWEEN -180 AND 180)；CHECK (center_lat BETWEEN -90 AND 90)</w:t>
       </w:r>
     </w:p>
     <w:p>
@@ -15265,7 +15307,7 @@
           <w:color w:val="000000"/>
           <w:sz w:val="32"/>
         </w:rPr>
-        <w:t>17 围栏成员 geofence_member</w:t>
+        <w:t>17 电子围栏监管纳管成员表（geofence_member）</w:t>
       </w:r>
     </w:p>
     <w:tbl>
@@ -15317,7 +15359,7 @@
                 <w:color w:val="000000"/>
                 <w:sz w:val="18"/>
               </w:rPr>
-              <w:t>字段</w:t>
+              <w:t>字段名称</w:t>
             </w:r>
           </w:p>
         </w:tc>
@@ -15344,7 +15386,7 @@
                 <w:color w:val="000000"/>
                 <w:sz w:val="18"/>
               </w:rPr>
-              <w:t>类型</w:t>
+              <w:t>物理类型</w:t>
             </w:r>
           </w:p>
         </w:tc>
@@ -15371,7 +15413,7 @@
                 <w:color w:val="000000"/>
                 <w:sz w:val="18"/>
               </w:rPr>
-              <w:t>约束与默认</w:t>
+              <w:t>约束与默认值</w:t>
             </w:r>
           </w:p>
         </w:tc>
@@ -15398,7 +15440,7 @@
                 <w:color w:val="000000"/>
                 <w:sz w:val="18"/>
               </w:rPr>
-              <w:t>含义</w:t>
+              <w:t>业务语义与说明</w:t>
             </w:r>
           </w:p>
         </w:tc>
@@ -15620,7 +15662,7 @@
                 <w:color w:val="000000"/>
                 <w:sz w:val="18"/>
               </w:rPr>
-              <w:t>围栏主键</w:t>
+              <w:t>所属围栏主键</w:t>
             </w:r>
           </w:p>
         </w:tc>
@@ -15842,7 +15884,7 @@
                 <w:color w:val="000000"/>
                 <w:sz w:val="18"/>
               </w:rPr>
-              <w:t>是否启用</w:t>
+              <w:t>账号启用状态</w:t>
             </w:r>
           </w:p>
         </w:tc>
@@ -15872,7 +15914,7 @@
           <w:color w:val="000000"/>
           <w:sz w:val="21"/>
         </w:rPr>
-        <w:t>表级约束：FOREIGN KEY (fence_id) REFERENCES geofence(id)；FOREIGN KEY (elder_id) REFERENCES elder(id)；UNIQUE(fence_id,elder_id)</w:t>
+        <w:t>表级完整性约束：FOREIGN KEY (fence_id) REFERENCES geofence(id)；FOREIGN KEY (elder_id) REFERENCES elder(id)；UNIQUE(fence_id,elder_id)</w:t>
       </w:r>
     </w:p>
     <w:p>
@@ -15890,7 +15932,7 @@
           <w:color w:val="000000"/>
           <w:sz w:val="32"/>
         </w:rPr>
-        <w:t>18 围栏监测状态 geofence_state</w:t>
+        <w:t>18 围栏实时监测状态与快照表（geofence_state）</w:t>
       </w:r>
     </w:p>
     <w:tbl>
@@ -15942,7 +15984,7 @@
                 <w:color w:val="000000"/>
                 <w:sz w:val="18"/>
               </w:rPr>
-              <w:t>字段</w:t>
+              <w:t>字段名称</w:t>
             </w:r>
           </w:p>
         </w:tc>
@@ -15969,7 +16011,7 @@
                 <w:color w:val="000000"/>
                 <w:sz w:val="18"/>
               </w:rPr>
-              <w:t>类型</w:t>
+              <w:t>物理类型</w:t>
             </w:r>
           </w:p>
         </w:tc>
@@ -15996,7 +16038,7 @@
                 <w:color w:val="000000"/>
                 <w:sz w:val="18"/>
               </w:rPr>
-              <w:t>约束与默认</w:t>
+              <w:t>约束与默认值</w:t>
             </w:r>
           </w:p>
         </w:tc>
@@ -16023,7 +16065,7 @@
                 <w:color w:val="000000"/>
                 <w:sz w:val="18"/>
               </w:rPr>
-              <w:t>含义</w:t>
+              <w:t>业务语义与说明</w:t>
             </w:r>
           </w:p>
         </w:tc>
@@ -16245,7 +16287,7 @@
                 <w:color w:val="000000"/>
                 <w:sz w:val="18"/>
               </w:rPr>
-              <w:t>围栏成员主键</w:t>
+              <w:t>围栏成员关联键</w:t>
             </w:r>
           </w:p>
         </w:tc>
@@ -16354,7 +16396,7 @@
                 <w:color w:val="000000"/>
                 <w:sz w:val="18"/>
               </w:rPr>
-              <w:t>最后参与监测的定位</w:t>
+              <w:t>最后参与判据的定位点</w:t>
             </w:r>
           </w:p>
         </w:tc>
@@ -16467,7 +16509,7 @@
                 <w:color w:val="000000"/>
                 <w:sz w:val="18"/>
               </w:rPr>
-              <w:t>监测事件时间</w:t>
+              <w:t>最新判定时间</w:t>
             </w:r>
           </w:p>
         </w:tc>
@@ -16576,7 +16618,7 @@
                 <w:color w:val="000000"/>
                 <w:sz w:val="18"/>
               </w:rPr>
-              <w:t>是否在围栏内 可未知</w:t>
+              <w:t>是否在围栏内</w:t>
             </w:r>
           </w:p>
         </w:tc>
@@ -16689,7 +16731,7 @@
                 <w:color w:val="000000"/>
                 <w:sz w:val="18"/>
               </w:rPr>
-              <w:t>当前未结束越界事件</w:t>
+              <w:t>关联活动告警事件</w:t>
             </w:r>
           </w:p>
         </w:tc>
@@ -16719,7 +16761,7 @@
           <w:color w:val="000000"/>
           <w:sz w:val="21"/>
         </w:rPr>
-        <w:t>表级约束：FOREIGN KEY (member_id) REFERENCES geofence_member(id)；FOREIGN KEY (last_point_id) REFERENCES location_point(id)</w:t>
+        <w:t>表级完整性约束：FOREIGN KEY (member_id) REFERENCES geofence_member(id)；FOREIGN KEY (last_point_id) REFERENCES location_point(id)</w:t>
       </w:r>
     </w:p>
     <w:p>
@@ -16737,7 +16779,7 @@
           <w:color w:val="000000"/>
           <w:sz w:val="32"/>
         </w:rPr>
-        <w:t>19 越界事件 geofence_alert</w:t>
+        <w:t>19 空间越界异常报警记录表（geofence_alert）</w:t>
       </w:r>
     </w:p>
     <w:tbl>
@@ -16789,7 +16831,7 @@
                 <w:color w:val="000000"/>
                 <w:sz w:val="18"/>
               </w:rPr>
-              <w:t>字段</w:t>
+              <w:t>字段名称</w:t>
             </w:r>
           </w:p>
         </w:tc>
@@ -16816,7 +16858,7 @@
                 <w:color w:val="000000"/>
                 <w:sz w:val="18"/>
               </w:rPr>
-              <w:t>类型</w:t>
+              <w:t>物理类型</w:t>
             </w:r>
           </w:p>
         </w:tc>
@@ -16843,7 +16885,7 @@
                 <w:color w:val="000000"/>
                 <w:sz w:val="18"/>
               </w:rPr>
-              <w:t>约束与默认</w:t>
+              <w:t>约束与默认值</w:t>
             </w:r>
           </w:p>
         </w:tc>
@@ -16870,7 +16912,7 @@
                 <w:color w:val="000000"/>
                 <w:sz w:val="18"/>
               </w:rPr>
-              <w:t>含义</w:t>
+              <w:t>业务语义与说明</w:t>
             </w:r>
           </w:p>
         </w:tc>
@@ -17092,7 +17134,7 @@
                 <w:color w:val="000000"/>
                 <w:sz w:val="18"/>
               </w:rPr>
-              <w:t>围栏成员主键</w:t>
+              <w:t>围栏成员关联键</w:t>
             </w:r>
           </w:p>
         </w:tc>
@@ -17201,7 +17243,7 @@
                 <w:color w:val="000000"/>
                 <w:sz w:val="18"/>
               </w:rPr>
-              <w:t>触发定位点</w:t>
+              <w:t>越界触发定位点</w:t>
             </w:r>
           </w:p>
         </w:tc>
@@ -17314,7 +17356,7 @@
                 <w:color w:val="000000"/>
                 <w:sz w:val="18"/>
               </w:rPr>
-              <w:t>越界触发时间</w:t>
+              <w:t>告警触发时间</w:t>
             </w:r>
           </w:p>
         </w:tc>
@@ -17423,7 +17465,7 @@
                 <w:color w:val="000000"/>
                 <w:sz w:val="18"/>
               </w:rPr>
-              <w:t>实际返回时间</w:t>
+              <w:t>实际归巢返回时间</w:t>
             </w:r>
           </w:p>
         </w:tc>
@@ -17536,7 +17578,7 @@
                 <w:color w:val="000000"/>
                 <w:sz w:val="18"/>
               </w:rPr>
-              <w:t>监测关闭时间</w:t>
+              <w:t>告警闭环时间</w:t>
             </w:r>
           </w:p>
         </w:tc>
@@ -17645,7 +17687,7 @@
                 <w:color w:val="000000"/>
                 <w:sz w:val="18"/>
               </w:rPr>
-              <w:t>关闭原因</w:t>
+              <w:t>闭环处置原因</w:t>
             </w:r>
           </w:p>
         </w:tc>
@@ -17758,7 +17800,7 @@
                 <w:color w:val="000000"/>
                 <w:sz w:val="18"/>
               </w:rPr>
-              <w:t>处理账号</w:t>
+              <w:t>接警处理人</w:t>
             </w:r>
           </w:p>
         </w:tc>
@@ -17867,7 +17909,7 @@
                 <w:color w:val="000000"/>
                 <w:sz w:val="18"/>
               </w:rPr>
-              <w:t>处理时间</w:t>
+              <w:t>处理完成时间</w:t>
             </w:r>
           </w:p>
         </w:tc>
@@ -17980,7 +18022,7 @@
                 <w:color w:val="000000"/>
                 <w:sz w:val="18"/>
               </w:rPr>
-              <w:t>处理说明</w:t>
+              <w:t>人工处置记录</w:t>
             </w:r>
           </w:p>
         </w:tc>
@@ -18089,7 +18131,7 @@
                 <w:color w:val="000000"/>
                 <w:sz w:val="18"/>
               </w:rPr>
-              <w:t>围栏几何 JSON 快照</w:t>
+              <w:t>围栏几何参数快照</w:t>
             </w:r>
           </w:p>
         </w:tc>
@@ -18202,7 +18244,7 @@
                 <w:color w:val="000000"/>
                 <w:sz w:val="18"/>
               </w:rPr>
-              <w:t>并发版本</w:t>
+              <w:t>乐观锁并发版本号</w:t>
             </w:r>
           </w:p>
         </w:tc>
@@ -18232,7 +18274,7 @@
           <w:color w:val="000000"/>
           <w:sz w:val="21"/>
         </w:rPr>
-        <w:t>表级约束：FOREIGN KEY (member_id) REFERENCES geofence_member(id)；FOREIGN KEY (exit_point_id) REFERENCES location_point(id)；FOREIGN KEY (handled_by) REFERENCES sys_user(id)</w:t>
+        <w:t>表级完整性约束：FOREIGN KEY (member_id) REFERENCES geofence_member(id)；FOREIGN KEY (exit_point_id) REFERENCES location_point(id)；FOREIGN KEY (handled_by) REFERENCES sys_user(id)</w:t>
       </w:r>
     </w:p>
     <w:p>
@@ -18246,7 +18288,7 @@
           <w:color w:val="000000"/>
           <w:sz w:val="21"/>
         </w:rPr>
-        <w:t>索引：ix_alert_member_time (member_id,triggered_at)；ix_alert_handled (handled_at)</w:t>
+        <w:t>性能联合索引：ix_alert_member_time (member_id,triggered_at)；ix_alert_handled (handled_at)</w:t>
       </w:r>
     </w:p>
     <w:p>
@@ -18264,7 +18306,7 @@
           <w:color w:val="000000"/>
           <w:sz w:val="32"/>
         </w:rPr>
-        <w:t>20 操作审计 audit_log</w:t>
+        <w:t>20 关键业务操作安全审计日志表（audit_log）</w:t>
       </w:r>
     </w:p>
     <w:tbl>
@@ -18316,7 +18358,7 @@
                 <w:color w:val="000000"/>
                 <w:sz w:val="18"/>
               </w:rPr>
-              <w:t>字段</w:t>
+              <w:t>字段名称</w:t>
             </w:r>
           </w:p>
         </w:tc>
@@ -18343,7 +18385,7 @@
                 <w:color w:val="000000"/>
                 <w:sz w:val="18"/>
               </w:rPr>
-              <w:t>类型</w:t>
+              <w:t>物理类型</w:t>
             </w:r>
           </w:p>
         </w:tc>
@@ -18370,7 +18412,7 @@
                 <w:color w:val="000000"/>
                 <w:sz w:val="18"/>
               </w:rPr>
-              <w:t>约束与默认</w:t>
+              <w:t>约束与默认值</w:t>
             </w:r>
           </w:p>
         </w:tc>
@@ -18397,7 +18439,7 @@
                 <w:color w:val="000000"/>
                 <w:sz w:val="18"/>
               </w:rPr>
-              <w:t>含义</w:t>
+              <w:t>业务语义与说明</w:t>
             </w:r>
           </w:p>
         </w:tc>
@@ -18619,7 +18661,7 @@
                 <w:color w:val="000000"/>
                 <w:sz w:val="18"/>
               </w:rPr>
-              <w:t>操作账号 可系统执行</w:t>
+              <w:t>操作账号主键</w:t>
             </w:r>
           </w:p>
         </w:tc>
@@ -18728,7 +18770,7 @@
                 <w:color w:val="000000"/>
                 <w:sz w:val="18"/>
               </w:rPr>
-              <w:t>动作编码</w:t>
+              <w:t>操作类型编码</w:t>
             </w:r>
           </w:p>
         </w:tc>
@@ -18841,7 +18883,7 @@
                 <w:color w:val="000000"/>
                 <w:sz w:val="18"/>
               </w:rPr>
-              <w:t>对象类型</w:t>
+              <w:t>业务对象类型</w:t>
             </w:r>
           </w:p>
         </w:tc>
@@ -18950,7 +18992,7 @@
                 <w:color w:val="000000"/>
                 <w:sz w:val="18"/>
               </w:rPr>
-              <w:t>对象主键</w:t>
+              <w:t>操作对象主键</w:t>
             </w:r>
           </w:p>
         </w:tc>
@@ -19063,7 +19105,7 @@
                 <w:color w:val="000000"/>
                 <w:sz w:val="18"/>
               </w:rPr>
-              <w:t>操作时间</w:t>
+              <w:t>操作记录时间</w:t>
             </w:r>
           </w:p>
         </w:tc>
@@ -19202,7 +19244,7 @@
           <w:color w:val="000000"/>
           <w:sz w:val="21"/>
         </w:rPr>
-        <w:t>表级约束：FOREIGN KEY (user_id) REFERENCES sys_user(id)</w:t>
+        <w:t>表级完整性约束：FOREIGN KEY (user_id) REFERENCES sys_user(id)</w:t>
       </w:r>
     </w:p>
     <w:p>
@@ -19216,532 +19258,7 @@
           <w:color w:val="000000"/>
           <w:sz w:val="21"/>
         </w:rPr>
-        <w:t>索引：ix_audit_user_time (user_id,occurred_at)</w:t>
-      </w:r>
-    </w:p>
-    <w:p>
-      <w:pPr>
-        <w:pStyle w:val="Heading1"/>
-        <w:spacing w:after="140" w:line="324" w:lineRule="auto" w:before="160"/>
-        <w:keepNext/>
-        <w:pageBreakBefore/>
-        <w:snapToGrid w:val="0"/>
-      </w:pPr>
-      <w:r>
-        <w:rPr>
-          <w:rFonts w:ascii="Times New Roman" w:hAnsi="Times New Roman" w:eastAsia="黑体"/>
-          <w:b/>
-          <w:color w:val="000000"/>
-          <w:sz w:val="32"/>
-        </w:rPr>
-        <w:t>21 索引与完整性设计</w:t>
-      </w:r>
-    </w:p>
-    <w:tbl>
-      <w:tblPr>
-        <w:tblW w:type="auto" w:w="0"/>
-        <w:jc w:val="center"/>
-        <w:tblLayout w:type="autofit"/>
-        <w:tblLook w:firstColumn="1" w:firstRow="1" w:lastColumn="0" w:lastRow="0" w:noHBand="0" w:noVBand="1" w:val="04A0"/>
-        <w:tblBorders>
-          <w:top w:val="single" w:sz="6" w:color="B7B7B7"/>
-          <w:left w:val="single" w:sz="6" w:color="B7B7B7"/>
-          <w:bottom w:val="single" w:sz="6" w:color="B7B7B7"/>
-          <w:right w:val="single" w:sz="6" w:color="B7B7B7"/>
-          <w:insideH w:val="single" w:sz="6" w:color="B7B7B7"/>
-          <w:insideV w:val="single" w:sz="6" w:color="B7B7B7"/>
-        </w:tblBorders>
-      </w:tblPr>
-      <w:tblGrid>
-        <w:gridCol w:w="4513"/>
-        <w:gridCol w:w="4513"/>
-      </w:tblGrid>
-      <w:tr>
-        <w:trPr>
-          <w:cantSplit/>
-          <w:tblHeader/>
-        </w:trPr>
-        <w:tc>
-          <w:tcPr>
-            <w:tcW w:type="dxa" w:w="4513"/>
-            <w:vAlign w:val="center"/>
-            <w:tcMar>
-              <w:top w:w="70" w:type="dxa"/>
-              <w:bottom w:w="70" w:type="dxa"/>
-              <w:left w:w="90" w:type="dxa"/>
-              <w:right w:w="90" w:type="dxa"/>
-            </w:tcMar>
-            <w:shd w:fill="D9D9D9"/>
-          </w:tcPr>
-          <w:p>
-            <w:pPr>
-              <w:spacing w:before="20" w:after="20" w:line="276" w:lineRule="auto"/>
-              <w:jc w:val="center"/>
-            </w:pPr>
-            <w:r>
-              <w:rPr>
-                <w:rFonts w:ascii="Times New Roman" w:hAnsi="Times New Roman" w:eastAsia="黑体"/>
-                <w:b/>
-                <w:color w:val="000000"/>
-                <w:sz w:val="18"/>
-              </w:rPr>
-              <w:t>约束</w:t>
-            </w:r>
-          </w:p>
-        </w:tc>
-        <w:tc>
-          <w:tcPr>
-            <w:tcW w:type="dxa" w:w="4513"/>
-            <w:vAlign w:val="center"/>
-            <w:tcMar>
-              <w:top w:w="70" w:type="dxa"/>
-              <w:bottom w:w="70" w:type="dxa"/>
-              <w:left w:w="90" w:type="dxa"/>
-              <w:right w:w="90" w:type="dxa"/>
-            </w:tcMar>
-            <w:shd w:fill="D9D9D9"/>
-          </w:tcPr>
-          <w:p>
-            <w:pPr>
-              <w:spacing w:before="20" w:after="20" w:line="276" w:lineRule="auto"/>
-            </w:pPr>
-            <w:r>
-              <w:rPr>
-                <w:rFonts w:ascii="Times New Roman" w:hAnsi="Times New Roman" w:eastAsia="黑体"/>
-                <w:b/>
-                <w:color w:val="000000"/>
-                <w:sz w:val="18"/>
-              </w:rPr>
-              <w:t>作用</w:t>
-            </w:r>
-          </w:p>
-        </w:tc>
-      </w:tr>
-      <w:tr>
-        <w:trPr>
-          <w:cantSplit/>
-        </w:trPr>
-        <w:tc>
-          <w:tcPr>
-            <w:tcW w:type="dxa" w:w="4513"/>
-            <w:vAlign w:val="center"/>
-            <w:tcMar>
-              <w:top w:w="70" w:type="dxa"/>
-              <w:bottom w:w="70" w:type="dxa"/>
-              <w:left w:w="90" w:type="dxa"/>
-              <w:right w:w="90" w:type="dxa"/>
-            </w:tcMar>
-          </w:tcPr>
-          <w:p>
-            <w:pPr>
-              <w:spacing w:before="20" w:after="20" w:line="276" w:lineRule="auto"/>
-              <w:jc w:val="center"/>
-            </w:pPr>
-            <w:r>
-              <w:rPr>
-                <w:rFonts w:ascii="Times New Roman" w:hAnsi="Times New Roman" w:eastAsia="宋体"/>
-                <w:b w:val="0"/>
-                <w:color w:val="000000"/>
-                <w:sz w:val="18"/>
-              </w:rPr>
-              <w:t>source 与 event_id 唯一</w:t>
-            </w:r>
-          </w:p>
-        </w:tc>
-        <w:tc>
-          <w:tcPr>
-            <w:tcW w:type="dxa" w:w="4513"/>
-            <w:vAlign w:val="center"/>
-            <w:tcMar>
-              <w:top w:w="70" w:type="dxa"/>
-              <w:bottom w:w="70" w:type="dxa"/>
-              <w:left w:w="90" w:type="dxa"/>
-              <w:right w:w="90" w:type="dxa"/>
-            </w:tcMar>
-          </w:tcPr>
-          <w:p>
-            <w:pPr>
-              <w:spacing w:before="20" w:after="20" w:line="276" w:lineRule="auto"/>
-            </w:pPr>
-            <w:r>
-              <w:rPr>
-                <w:rFonts w:ascii="Times New Roman" w:hAnsi="Times New Roman" w:eastAsia="宋体"/>
-                <w:b w:val="0"/>
-                <w:color w:val="000000"/>
-                <w:sz w:val="18"/>
-              </w:rPr>
-              <w:t>健康重复录入产生冲突，客户端可识别重试</w:t>
-            </w:r>
-          </w:p>
-        </w:tc>
-      </w:tr>
-      <w:tr>
-        <w:trPr>
-          <w:cantSplit/>
-        </w:trPr>
-        <w:tc>
-          <w:tcPr>
-            <w:tcW w:type="dxa" w:w="4513"/>
-            <w:vAlign w:val="center"/>
-            <w:tcMar>
-              <w:top w:w="70" w:type="dxa"/>
-              <w:bottom w:w="70" w:type="dxa"/>
-              <w:left w:w="90" w:type="dxa"/>
-              <w:right w:w="90" w:type="dxa"/>
-            </w:tcMar>
-            <w:shd w:fill="F7F7F7"/>
-          </w:tcPr>
-          <w:p>
-            <w:pPr>
-              <w:spacing w:before="20" w:after="20" w:line="276" w:lineRule="auto"/>
-              <w:jc w:val="center"/>
-            </w:pPr>
-            <w:r>
-              <w:rPr>
-                <w:rFonts w:ascii="Times New Roman" w:hAnsi="Times New Roman" w:eastAsia="宋体"/>
-                <w:b w:val="0"/>
-                <w:color w:val="000000"/>
-                <w:sz w:val="18"/>
-              </w:rPr>
-              <w:t>device_id 与 event_id 唯一</w:t>
-            </w:r>
-          </w:p>
-        </w:tc>
-        <w:tc>
-          <w:tcPr>
-            <w:tcW w:type="dxa" w:w="4513"/>
-            <w:vAlign w:val="center"/>
-            <w:tcMar>
-              <w:top w:w="70" w:type="dxa"/>
-              <w:bottom w:w="70" w:type="dxa"/>
-              <w:left w:w="90" w:type="dxa"/>
-              <w:right w:w="90" w:type="dxa"/>
-            </w:tcMar>
-            <w:shd w:fill="F7F7F7"/>
-          </w:tcPr>
-          <w:p>
-            <w:pPr>
-              <w:spacing w:before="20" w:after="20" w:line="276" w:lineRule="auto"/>
-            </w:pPr>
-            <w:r>
-              <w:rPr>
-                <w:rFonts w:ascii="Times New Roman" w:hAnsi="Times New Roman" w:eastAsia="宋体"/>
-                <w:b w:val="0"/>
-                <w:color w:val="000000"/>
-                <w:sz w:val="18"/>
-              </w:rPr>
-              <w:t>定位和心跳重传不重复入库</w:t>
-            </w:r>
-          </w:p>
-        </w:tc>
-      </w:tr>
-      <w:tr>
-        <w:trPr>
-          <w:cantSplit/>
-        </w:trPr>
-        <w:tc>
-          <w:tcPr>
-            <w:tcW w:type="dxa" w:w="4513"/>
-            <w:vAlign w:val="center"/>
-            <w:tcMar>
-              <w:top w:w="70" w:type="dxa"/>
-              <w:bottom w:w="70" w:type="dxa"/>
-              <w:left w:w="90" w:type="dxa"/>
-              <w:right w:w="90" w:type="dxa"/>
-            </w:tcMar>
-          </w:tcPr>
-          <w:p>
-            <w:pPr>
-              <w:spacing w:before="20" w:after="20" w:line="276" w:lineRule="auto"/>
-              <w:jc w:val="center"/>
-            </w:pPr>
-            <w:r>
-              <w:rPr>
-                <w:rFonts w:ascii="Times New Roman" w:hAnsi="Times New Roman" w:eastAsia="宋体"/>
-                <w:b w:val="0"/>
-                <w:color w:val="000000"/>
-                <w:sz w:val="18"/>
-              </w:rPr>
-              <w:t>device_credential.device_id 唯一</w:t>
-            </w:r>
-          </w:p>
-        </w:tc>
-        <w:tc>
-          <w:tcPr>
-            <w:tcW w:type="dxa" w:w="4513"/>
-            <w:vAlign w:val="center"/>
-            <w:tcMar>
-              <w:top w:w="70" w:type="dxa"/>
-              <w:bottom w:w="70" w:type="dxa"/>
-              <w:left w:w="90" w:type="dxa"/>
-              <w:right w:w="90" w:type="dxa"/>
-            </w:tcMar>
-          </w:tcPr>
-          <w:p>
-            <w:pPr>
-              <w:spacing w:before="20" w:after="20" w:line="276" w:lineRule="auto"/>
-            </w:pPr>
-            <w:r>
-              <w:rPr>
-                <w:rFonts w:ascii="Times New Roman" w:hAnsi="Times New Roman" w:eastAsia="宋体"/>
-                <w:b w:val="0"/>
-                <w:color w:val="000000"/>
-                <w:sz w:val="18"/>
-              </w:rPr>
-              <w:t>每台设备只有一个当前有效密钥摘要</w:t>
-            </w:r>
-          </w:p>
-        </w:tc>
-      </w:tr>
-      <w:tr>
-        <w:trPr>
-          <w:cantSplit/>
-        </w:trPr>
-        <w:tc>
-          <w:tcPr>
-            <w:tcW w:type="dxa" w:w="4513"/>
-            <w:vAlign w:val="center"/>
-            <w:tcMar>
-              <w:top w:w="70" w:type="dxa"/>
-              <w:bottom w:w="70" w:type="dxa"/>
-              <w:left w:w="90" w:type="dxa"/>
-              <w:right w:w="90" w:type="dxa"/>
-            </w:tcMar>
-            <w:shd w:fill="F7F7F7"/>
-          </w:tcPr>
-          <w:p>
-            <w:pPr>
-              <w:spacing w:before="20" w:after="20" w:line="276" w:lineRule="auto"/>
-              <w:jc w:val="center"/>
-            </w:pPr>
-            <w:r>
-              <w:rPr>
-                <w:rFonts w:ascii="Times New Roman" w:hAnsi="Times New Roman" w:eastAsia="宋体"/>
-                <w:b w:val="0"/>
-                <w:color w:val="000000"/>
-                <w:sz w:val="18"/>
-              </w:rPr>
-              <w:t>active_device_id 和 active_elder_id 分别唯一</w:t>
-            </w:r>
-          </w:p>
-        </w:tc>
-        <w:tc>
-          <w:tcPr>
-            <w:tcW w:type="dxa" w:w="4513"/>
-            <w:vAlign w:val="center"/>
-            <w:tcMar>
-              <w:top w:w="70" w:type="dxa"/>
-              <w:bottom w:w="70" w:type="dxa"/>
-              <w:left w:w="90" w:type="dxa"/>
-              <w:right w:w="90" w:type="dxa"/>
-            </w:tcMar>
-            <w:shd w:fill="F7F7F7"/>
-          </w:tcPr>
-          <w:p>
-            <w:pPr>
-              <w:spacing w:before="20" w:after="20" w:line="276" w:lineRule="auto"/>
-            </w:pPr>
-            <w:r>
-              <w:rPr>
-                <w:rFonts w:ascii="Times New Roman" w:hAnsi="Times New Roman" w:eastAsia="宋体"/>
-                <w:b w:val="0"/>
-                <w:color w:val="000000"/>
-                <w:sz w:val="18"/>
-              </w:rPr>
-              <w:t>一个设备和老人同时最多一条有效绑定，历史解绑后置空</w:t>
-            </w:r>
-          </w:p>
-        </w:tc>
-      </w:tr>
-      <w:tr>
-        <w:trPr>
-          <w:cantSplit/>
-        </w:trPr>
-        <w:tc>
-          <w:tcPr>
-            <w:tcW w:type="dxa" w:w="4513"/>
-            <w:vAlign w:val="center"/>
-            <w:tcMar>
-              <w:top w:w="70" w:type="dxa"/>
-              <w:bottom w:w="70" w:type="dxa"/>
-              <w:left w:w="90" w:type="dxa"/>
-              <w:right w:w="90" w:type="dxa"/>
-            </w:tcMar>
-          </w:tcPr>
-          <w:p>
-            <w:pPr>
-              <w:spacing w:before="20" w:after="20" w:line="276" w:lineRule="auto"/>
-              <w:jc w:val="center"/>
-            </w:pPr>
-            <w:r>
-              <w:rPr>
-                <w:rFonts w:ascii="Times New Roman" w:hAnsi="Times New Roman" w:eastAsia="宋体"/>
-                <w:b w:val="0"/>
-                <w:color w:val="000000"/>
-                <w:sz w:val="18"/>
-              </w:rPr>
-              <w:t>followup_record.plan_id 唯一</w:t>
-            </w:r>
-          </w:p>
-        </w:tc>
-        <w:tc>
-          <w:tcPr>
-            <w:tcW w:type="dxa" w:w="4513"/>
-            <w:vAlign w:val="center"/>
-            <w:tcMar>
-              <w:top w:w="70" w:type="dxa"/>
-              <w:bottom w:w="70" w:type="dxa"/>
-              <w:left w:w="90" w:type="dxa"/>
-              <w:right w:w="90" w:type="dxa"/>
-            </w:tcMar>
-          </w:tcPr>
-          <w:p>
-            <w:pPr>
-              <w:spacing w:before="20" w:after="20" w:line="276" w:lineRule="auto"/>
-            </w:pPr>
-            <w:r>
-              <w:rPr>
-                <w:rFonts w:ascii="Times New Roman" w:hAnsi="Times New Roman" w:eastAsia="宋体"/>
-                <w:b w:val="0"/>
-                <w:color w:val="000000"/>
-                <w:sz w:val="18"/>
-              </w:rPr>
-              <w:t>防止同一随访计划重复完成</w:t>
-            </w:r>
-          </w:p>
-        </w:tc>
-      </w:tr>
-      <w:tr>
-        <w:trPr>
-          <w:cantSplit/>
-        </w:trPr>
-        <w:tc>
-          <w:tcPr>
-            <w:tcW w:type="dxa" w:w="4513"/>
-            <w:vAlign w:val="center"/>
-            <w:tcMar>
-              <w:top w:w="70" w:type="dxa"/>
-              <w:bottom w:w="70" w:type="dxa"/>
-              <w:left w:w="90" w:type="dxa"/>
-              <w:right w:w="90" w:type="dxa"/>
-            </w:tcMar>
-            <w:shd w:fill="F7F7F7"/>
-          </w:tcPr>
-          <w:p>
-            <w:pPr>
-              <w:spacing w:before="20" w:after="20" w:line="276" w:lineRule="auto"/>
-              <w:jc w:val="center"/>
-            </w:pPr>
-            <w:r>
-              <w:rPr>
-                <w:rFonts w:ascii="Times New Roman" w:hAnsi="Times New Roman" w:eastAsia="宋体"/>
-                <w:b w:val="0"/>
-                <w:color w:val="000000"/>
-                <w:sz w:val="18"/>
-              </w:rPr>
-              <w:t>围栏成员及状态唯一</w:t>
-            </w:r>
-          </w:p>
-        </w:tc>
-        <w:tc>
-          <w:tcPr>
-            <w:tcW w:type="dxa" w:w="4513"/>
-            <w:vAlign w:val="center"/>
-            <w:tcMar>
-              <w:top w:w="70" w:type="dxa"/>
-              <w:bottom w:w="70" w:type="dxa"/>
-              <w:left w:w="90" w:type="dxa"/>
-              <w:right w:w="90" w:type="dxa"/>
-            </w:tcMar>
-            <w:shd w:fill="F7F7F7"/>
-          </w:tcPr>
-          <w:p>
-            <w:pPr>
-              <w:spacing w:before="20" w:after="20" w:line="276" w:lineRule="auto"/>
-            </w:pPr>
-            <w:r>
-              <w:rPr>
-                <w:rFonts w:ascii="Times New Roman" w:hAnsi="Times New Roman" w:eastAsia="宋体"/>
-                <w:b w:val="0"/>
-                <w:color w:val="000000"/>
-                <w:sz w:val="18"/>
-              </w:rPr>
-              <w:t>防止同一关联存在多条监测状态</w:t>
-            </w:r>
-          </w:p>
-        </w:tc>
-      </w:tr>
-    </w:tbl>
-    <w:p>
-      <w:pPr>
-        <w:spacing w:after="0" w:line="324" w:lineRule="auto"/>
-        <w:snapToGrid w:val="0"/>
-      </w:pPr>
-      <w:r>
-        <w:rPr>
-          <w:rFonts w:ascii="Times New Roman" w:hAnsi="Times New Roman" w:eastAsia="宋体"/>
-          <w:color w:val="000000"/>
-          <w:sz w:val="4"/>
-        </w:rPr>
-      </w:r>
-    </w:p>
-    <w:p>
-      <w:pPr>
-        <w:spacing w:after="120" w:line="324" w:lineRule="auto"/>
-        <w:snapToGrid w:val="0"/>
-      </w:pPr>
-      <w:r>
-        <w:rPr>
-          <w:rFonts w:ascii="Times New Roman" w:hAnsi="Times New Roman" w:eastAsia="宋体"/>
-          <w:color w:val="000000"/>
-          <w:sz w:val="21"/>
-        </w:rPr>
-        <w:t>归档以状态变更保留历史，不级联删除。只有完全没有健康、随访、绑定、定位和围栏关系的误录档案允许管理员物理删除。定位、告警和绑定属于历史事实；修改围栏保存新的几何状态并关闭原监测事件，旧事件保留几何快照。</w:t>
-      </w:r>
-    </w:p>
-    <w:p>
-      <w:pPr>
-        <w:pStyle w:val="Heading1"/>
-        <w:spacing w:after="140" w:line="324" w:lineRule="auto" w:before="160"/>
-        <w:keepNext/>
-        <w:snapToGrid w:val="0"/>
-      </w:pPr>
-      <w:r>
-        <w:rPr>
-          <w:rFonts w:ascii="Times New Roman" w:hAnsi="Times New Roman" w:eastAsia="黑体"/>
-          <w:b/>
-          <w:color w:val="000000"/>
-          <w:sz w:val="32"/>
-        </w:rPr>
-        <w:t>22 初始化 备份与迁移</w:t>
-      </w:r>
-    </w:p>
-    <w:p>
-      <w:pPr>
-        <w:spacing w:after="120" w:line="324" w:lineRule="auto"/>
-        <w:snapToGrid w:val="0"/>
-      </w:pPr>
-      <w:r>
-        <w:rPr>
-          <w:rFonts w:ascii="Times New Roman" w:hAnsi="Times New Roman" w:eastAsia="宋体"/>
-          <w:color w:val="000000"/>
-          <w:sz w:val="21"/>
-        </w:rPr>
-        <w:t>先创建专用数据库，再执行表结构，再由 Bootstrap 建管理员、地区与教学规则。demo 模式且 APP_SEED_DEMO=true 时，空老人表触发演示种子；非空库不会重复生成。独立 SQL 种子见 database/02-demo-data.sql，与 Java 种子二选一。</w:t>
-      </w:r>
-    </w:p>
-    <w:p>
-      <w:pPr>
-        <w:spacing w:after="120" w:line="324" w:lineRule="auto"/>
-        <w:snapToGrid w:val="0"/>
-      </w:pPr>
-      <w:r>
-        <w:rPr>
-          <w:rFonts w:ascii="Times New Roman" w:hAnsi="Times New Roman" w:eastAsia="宋体"/>
-          <w:color w:val="000000"/>
-          <w:sz w:val="21"/>
-        </w:rPr>
-        <w:t>V1.0 已有库先备份，再执行 database/03-device-ingest-upgrade.sql。当前项目没有自动 Flyway 迁移，也没有自动备份任务。导出与恢复命令见部署说明；生产恢复必须先在独立库验证，不覆盖现有业务库。</w:t>
+        <w:t>性能联合索引：ix_audit_user_time (user_id,occurred_at)</w:t>
       </w:r>
     </w:p>
     <w:sectPr>
